--- a/Document/TieuLuanTN_KCNTT_NLU.docx
+++ b/Document/TieuLuanTN_KCNTT_NLU.docx
@@ -1579,29 +1579,27 @@
                               <w:rPr>
                                 <w:b/>
                                 <w:bCs/>
-                                <w:sz w:val="56"/>
-                                <w:szCs w:val="56"/>
-                                <w:lang w:val="vi-VN"/>
+                                <w:sz w:val="48"/>
+                                <w:szCs w:val="48"/>
                               </w:rPr>
                             </w:pPr>
                             <w:r>
                               <w:rPr>
                                 <w:b/>
                                 <w:bCs/>
-                                <w:sz w:val="56"/>
-                                <w:szCs w:val="56"/>
-                              </w:rPr>
-                              <w:t>TÊN ĐỀ TÀ</w:t>
+                                <w:sz w:val="48"/>
+                                <w:szCs w:val="48"/>
+                              </w:rPr>
+                              <w:t>XÂY DỰNG ỨNG DỤNG</w:t>
                             </w:r>
                             <w:r>
                               <w:rPr>
                                 <w:b/>
                                 <w:bCs/>
-                                <w:sz w:val="56"/>
-                                <w:szCs w:val="56"/>
-                                <w:lang w:val="vi-VN"/>
-                              </w:rPr>
-                              <w:t>I</w:t>
+                                <w:sz w:val="48"/>
+                                <w:szCs w:val="48"/>
+                              </w:rPr>
+                              <w:t xml:space="preserve"> </w:t>
                             </w:r>
                           </w:p>
                           <w:p>
@@ -1609,28 +1607,58 @@
                               <w:jc w:val="center"/>
                               <w:rPr>
                                 <w:b/>
-                              </w:rPr>
-                            </w:pPr>
-                          </w:p>
-                          <w:p>
-                            <w:pPr>
-                              <w:jc w:val="center"/>
+                                <w:bCs/>
+                                <w:sz w:val="48"/>
+                                <w:szCs w:val="48"/>
+                              </w:rPr>
+                            </w:pPr>
+                            <w:r>
                               <w:rPr>
                                 <w:b/>
-                              </w:rPr>
-                            </w:pPr>
-                          </w:p>
-                          <w:p>
-                            <w:pPr>
-                              <w:jc w:val="center"/>
+                                <w:bCs/>
+                                <w:sz w:val="48"/>
+                                <w:szCs w:val="48"/>
+                              </w:rPr>
+                              <w:t>HỌC TIẾNG ANH</w:t>
+                            </w:r>
+                            <w:r>
                               <w:rPr>
                                 <w:b/>
+                                <w:bCs/>
+                                <w:sz w:val="48"/>
+                                <w:szCs w:val="48"/>
+                              </w:rPr>
+                              <w:t xml:space="preserve"> TRÊN ĐIỆN THOẠI</w:t>
+                            </w:r>
+                          </w:p>
+                          <w:p>
+                            <w:pPr>
+                              <w:jc w:val="center"/>
+                              <w:rPr>
+                                <w:b/>
+                              </w:rPr>
+                            </w:pPr>
+                          </w:p>
+                          <w:p>
+                            <w:pPr>
+                              <w:jc w:val="center"/>
+                              <w:rPr>
+                                <w:b/>
+                              </w:rPr>
+                            </w:pPr>
+                          </w:p>
+                          <w:p>
+                            <w:pPr>
+                              <w:jc w:val="center"/>
+                              <w:rPr>
+                                <w:b/>
                               </w:rPr>
                             </w:pPr>
                           </w:p>
                           <w:p>
                             <w:pPr>
                               <w:tabs>
+                                <w:tab w:val="left" w:pos="5040"/>
                                 <w:tab w:val="left" w:pos="5387"/>
                               </w:tabs>
                               <w:ind w:left="2127"/>
@@ -1663,12 +1691,21 @@
                                 <w:sz w:val="28"/>
                                 <w:szCs w:val="28"/>
                               </w:rPr>
+                              <w:t>Công nghệ thông tin</w:t>
+                            </w:r>
+                            <w:r>
+                              <w:rPr>
+                                <w:b/>
+                                <w:sz w:val="28"/>
+                                <w:szCs w:val="28"/>
+                              </w:rPr>
                               <w:tab/>
                             </w:r>
                           </w:p>
                           <w:p>
                             <w:pPr>
                               <w:tabs>
+                                <w:tab w:val="left" w:pos="5040"/>
                                 <w:tab w:val="left" w:pos="5387"/>
                               </w:tabs>
                               <w:ind w:left="2127"/>
@@ -1695,10 +1732,19 @@
                               <w:tab/>
                               <w:t>:</w:t>
                             </w:r>
+                            <w:r>
+                              <w:rPr>
+                                <w:b/>
+                                <w:sz w:val="28"/>
+                                <w:szCs w:val="28"/>
+                              </w:rPr>
+                              <w:t xml:space="preserve"> 2022 - 2026</w:t>
+                            </w:r>
                           </w:p>
                           <w:p>
                             <w:pPr>
                               <w:tabs>
+                                <w:tab w:val="left" w:pos="5040"/>
                                 <w:tab w:val="left" w:pos="5387"/>
                               </w:tabs>
                               <w:ind w:left="2127"/>
@@ -1725,10 +1771,19 @@
                               <w:tab/>
                               <w:t>:</w:t>
                             </w:r>
+                            <w:r>
+                              <w:rPr>
+                                <w:b/>
+                                <w:sz w:val="28"/>
+                                <w:szCs w:val="28"/>
+                              </w:rPr>
+                              <w:t xml:space="preserve"> DH22DTB</w:t>
+                            </w:r>
                           </w:p>
                           <w:p>
                             <w:pPr>
                               <w:tabs>
+                                <w:tab w:val="left" w:pos="5040"/>
                                 <w:tab w:val="left" w:pos="5387"/>
                               </w:tabs>
                               <w:ind w:left="2127"/>
@@ -1761,6 +1816,14 @@
                                 <w:szCs w:val="28"/>
                               </w:rPr>
                               <w:t>:</w:t>
+                            </w:r>
+                            <w:r>
+                              <w:rPr>
+                                <w:b/>
+                                <w:sz w:val="28"/>
+                                <w:szCs w:val="28"/>
+                              </w:rPr>
+                              <w:t xml:space="preserve"> Trần Tiến Anh</w:t>
                             </w:r>
                           </w:p>
                           <w:p>
@@ -2519,7 +2582,7 @@
                 <v:stroke joinstyle="miter"/>
                 <v:path gradientshapeok="t" o:connecttype="rect"/>
               </v:shapetype>
-              <v:shape id="Text Box 2509" o:spid="_x0000_s1026" type="#_x0000_t202" style="position:absolute;left:0;text-align:left;margin-left:-10.95pt;margin-top:-34.75pt;width:447.7pt;height:720.9pt;z-index:252000256;visibility:visible;mso-wrap-style:square;mso-width-percent:0;mso-height-percent:0;mso-wrap-distance-left:9pt;mso-wrap-distance-top:0;mso-wrap-distance-right:9pt;mso-wrap-distance-bottom:0;mso-position-horizontal:absolute;mso-position-horizontal-relative:text;mso-position-vertical:absolute;mso-position-vertical-relative:text;mso-width-percent:0;mso-height-percent:0;mso-width-relative:page;mso-height-relative:page;v-text-anchor:top" o:gfxdata="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" strokeweight="3pt">
+              <v:shape id="Text Box 2509" o:spid="_x0000_s1026" type="#_x0000_t202" style="position:absolute;left:0;text-align:left;margin-left:-10.95pt;margin-top:-34.75pt;width:447.7pt;height:720.9pt;z-index:252000256;visibility:visible;mso-wrap-style:square;mso-width-percent:0;mso-height-percent:0;mso-wrap-distance-left:9pt;mso-wrap-distance-top:0;mso-wrap-distance-right:9pt;mso-wrap-distance-bottom:0;mso-position-horizontal:absolute;mso-position-horizontal-relative:text;mso-position-vertical:absolute;mso-position-vertical-relative:text;mso-width-percent:0;mso-height-percent:0;mso-width-relative:page;mso-height-relative:page;v-text-anchor:top" o:gfxdata="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" strokeweight="3pt">
                 <v:stroke linestyle="thinThin"/>
                 <v:textbox>
                   <w:txbxContent>
@@ -2541,8 +2604,8 @@
                           <w:bCs/>
                         </w:rPr>
                       </w:pPr>
-                      <w:bookmarkStart w:id="12" w:name="_Toc164954528"/>
-                      <w:bookmarkStart w:id="13" w:name="_Toc164954895"/>
+                      <w:bookmarkStart w:id="11" w:name="_Toc164954528"/>
+                      <w:bookmarkStart w:id="12" w:name="_Toc164954895"/>
                       <w:r>
                         <w:rPr>
                           <w:b/>
@@ -2558,8 +2621,8 @@
                         </w:rPr>
                         <w:t>Ộ GIÁO DỤC VÀ ĐÀO TẠO</w:t>
                       </w:r>
+                      <w:bookmarkEnd w:id="11"/>
                       <w:bookmarkEnd w:id="12"/>
-                      <w:bookmarkEnd w:id="13"/>
                     </w:p>
                     <w:p>
                       <w:pPr>
@@ -2571,8 +2634,8 @@
                           <w:szCs w:val="44"/>
                         </w:rPr>
                       </w:pPr>
-                      <w:bookmarkStart w:id="14" w:name="_Toc164954529"/>
-                      <w:bookmarkStart w:id="15" w:name="_Toc164954896"/>
+                      <w:bookmarkStart w:id="13" w:name="_Toc164954529"/>
+                      <w:bookmarkStart w:id="14" w:name="_Toc164954896"/>
                       <w:r>
                         <w:rPr>
                           <w:b/>
@@ -2582,8 +2645,8 @@
                         </w:rPr>
                         <w:t>TRƯỜNG ĐẠI HỌC NÔNG LÂM TP HCM</w:t>
                       </w:r>
+                      <w:bookmarkEnd w:id="13"/>
                       <w:bookmarkEnd w:id="14"/>
-                      <w:bookmarkEnd w:id="15"/>
                     </w:p>
                     <w:p>
                       <w:pPr>
@@ -2595,8 +2658,8 @@
                           <w:szCs w:val="44"/>
                         </w:rPr>
                       </w:pPr>
-                      <w:bookmarkStart w:id="16" w:name="_Toc164954530"/>
-                      <w:bookmarkStart w:id="17" w:name="_Toc164954897"/>
+                      <w:bookmarkStart w:id="15" w:name="_Toc164954530"/>
+                      <w:bookmarkStart w:id="16" w:name="_Toc164954897"/>
                       <w:r>
                         <w:rPr>
                           <w:b/>
@@ -2604,8 +2667,8 @@
                         </w:rPr>
                         <w:t>KHOA CÔNG NGHỆ THÔNG TIN</w:t>
                       </w:r>
+                      <w:bookmarkEnd w:id="15"/>
                       <w:bookmarkEnd w:id="16"/>
-                      <w:bookmarkEnd w:id="17"/>
                     </w:p>
                     <w:p>
                       <w:pPr>
@@ -2652,7 +2715,7 @@
                                     <pic:cNvPicPr/>
                                   </pic:nvPicPr>
                                   <pic:blipFill>
-                                    <a:blip r:embed="rId9">
+                                    <a:blip r:embed="rId8">
                                       <a:extLst>
                                         <a:ext uri="{28A0092B-C50C-407E-A947-70E740481C1C}">
                                           <a14:useLocalDpi xmlns:a14="http://schemas.microsoft.com/office/drawing/2010/main" val="0"/>
@@ -2749,29 +2812,27 @@
                         <w:rPr>
                           <w:b/>
                           <w:bCs/>
-                          <w:sz w:val="56"/>
-                          <w:szCs w:val="56"/>
-                          <w:lang w:val="vi-VN"/>
+                          <w:sz w:val="48"/>
+                          <w:szCs w:val="48"/>
                         </w:rPr>
                       </w:pPr>
                       <w:r>
                         <w:rPr>
                           <w:b/>
                           <w:bCs/>
-                          <w:sz w:val="56"/>
-                          <w:szCs w:val="56"/>
-                        </w:rPr>
-                        <w:t>TÊN ĐỀ TÀ</w:t>
+                          <w:sz w:val="48"/>
+                          <w:szCs w:val="48"/>
+                        </w:rPr>
+                        <w:t>XÂY DỰNG ỨNG DỤNG</w:t>
                       </w:r>
                       <w:r>
                         <w:rPr>
                           <w:b/>
                           <w:bCs/>
-                          <w:sz w:val="56"/>
-                          <w:szCs w:val="56"/>
-                          <w:lang w:val="vi-VN"/>
-                        </w:rPr>
-                        <w:t>I</w:t>
+                          <w:sz w:val="48"/>
+                          <w:szCs w:val="48"/>
+                        </w:rPr>
+                        <w:t xml:space="preserve"> </w:t>
                       </w:r>
                     </w:p>
                     <w:p>
@@ -2779,28 +2840,58 @@
                         <w:jc w:val="center"/>
                         <w:rPr>
                           <w:b/>
-                        </w:rPr>
-                      </w:pPr>
-                    </w:p>
-                    <w:p>
-                      <w:pPr>
-                        <w:jc w:val="center"/>
+                          <w:bCs/>
+                          <w:sz w:val="48"/>
+                          <w:szCs w:val="48"/>
+                        </w:rPr>
+                      </w:pPr>
+                      <w:r>
                         <w:rPr>
                           <w:b/>
-                        </w:rPr>
-                      </w:pPr>
-                    </w:p>
-                    <w:p>
-                      <w:pPr>
-                        <w:jc w:val="center"/>
+                          <w:bCs/>
+                          <w:sz w:val="48"/>
+                          <w:szCs w:val="48"/>
+                        </w:rPr>
+                        <w:t>HỌC TIẾNG ANH</w:t>
+                      </w:r>
+                      <w:r>
                         <w:rPr>
                           <w:b/>
+                          <w:bCs/>
+                          <w:sz w:val="48"/>
+                          <w:szCs w:val="48"/>
+                        </w:rPr>
+                        <w:t xml:space="preserve"> TRÊN ĐIỆN THOẠI</w:t>
+                      </w:r>
+                    </w:p>
+                    <w:p>
+                      <w:pPr>
+                        <w:jc w:val="center"/>
+                        <w:rPr>
+                          <w:b/>
+                        </w:rPr>
+                      </w:pPr>
+                    </w:p>
+                    <w:p>
+                      <w:pPr>
+                        <w:jc w:val="center"/>
+                        <w:rPr>
+                          <w:b/>
+                        </w:rPr>
+                      </w:pPr>
+                    </w:p>
+                    <w:p>
+                      <w:pPr>
+                        <w:jc w:val="center"/>
+                        <w:rPr>
+                          <w:b/>
                         </w:rPr>
                       </w:pPr>
                     </w:p>
                     <w:p>
                       <w:pPr>
                         <w:tabs>
+                          <w:tab w:val="left" w:pos="5040"/>
                           <w:tab w:val="left" w:pos="5387"/>
                         </w:tabs>
                         <w:ind w:left="2127"/>
@@ -2833,12 +2924,21 @@
                           <w:sz w:val="28"/>
                           <w:szCs w:val="28"/>
                         </w:rPr>
+                        <w:t>Công nghệ thông tin</w:t>
+                      </w:r>
+                      <w:r>
+                        <w:rPr>
+                          <w:b/>
+                          <w:sz w:val="28"/>
+                          <w:szCs w:val="28"/>
+                        </w:rPr>
                         <w:tab/>
                       </w:r>
                     </w:p>
                     <w:p>
                       <w:pPr>
                         <w:tabs>
+                          <w:tab w:val="left" w:pos="5040"/>
                           <w:tab w:val="left" w:pos="5387"/>
                         </w:tabs>
                         <w:ind w:left="2127"/>
@@ -2865,10 +2965,19 @@
                         <w:tab/>
                         <w:t>:</w:t>
                       </w:r>
+                      <w:r>
+                        <w:rPr>
+                          <w:b/>
+                          <w:sz w:val="28"/>
+                          <w:szCs w:val="28"/>
+                        </w:rPr>
+                        <w:t xml:space="preserve"> 2022 - 2026</w:t>
+                      </w:r>
                     </w:p>
                     <w:p>
                       <w:pPr>
                         <w:tabs>
+                          <w:tab w:val="left" w:pos="5040"/>
                           <w:tab w:val="left" w:pos="5387"/>
                         </w:tabs>
                         <w:ind w:left="2127"/>
@@ -2895,10 +3004,19 @@
                         <w:tab/>
                         <w:t>:</w:t>
                       </w:r>
+                      <w:r>
+                        <w:rPr>
+                          <w:b/>
+                          <w:sz w:val="28"/>
+                          <w:szCs w:val="28"/>
+                        </w:rPr>
+                        <w:t xml:space="preserve"> DH22DTB</w:t>
+                      </w:r>
                     </w:p>
                     <w:p>
                       <w:pPr>
                         <w:tabs>
+                          <w:tab w:val="left" w:pos="5040"/>
                           <w:tab w:val="left" w:pos="5387"/>
                         </w:tabs>
                         <w:ind w:left="2127"/>
@@ -2931,6 +3049,14 @@
                           <w:szCs w:val="28"/>
                         </w:rPr>
                         <w:t>:</w:t>
+                      </w:r>
+                      <w:r>
+                        <w:rPr>
+                          <w:b/>
+                          <w:sz w:val="28"/>
+                          <w:szCs w:val="28"/>
+                        </w:rPr>
+                        <w:t xml:space="preserve"> Trần Tiến Anh</w:t>
                       </w:r>
                     </w:p>
                     <w:p>
@@ -3903,7 +4029,7 @@
                                           <pic:cNvPicPr/>
                                         </pic:nvPicPr>
                                         <pic:blipFill>
-                                          <a:blip r:embed="rId9">
+                                          <a:blip r:embed="rId8">
                                             <a:extLst>
                                               <a:ext uri="{28A0092B-C50C-407E-A947-70E740481C1C}">
                                                 <a14:useLocalDpi xmlns:a14="http://schemas.microsoft.com/office/drawing/2010/main" val="0"/>
@@ -3980,22 +4106,40 @@
                             <w:pPr>
                               <w:jc w:val="center"/>
                               <w:rPr>
-                                <w:rFonts w:cs="Times New Roman"/>
                                 <w:b/>
                                 <w:bCs/>
-                                <w:sz w:val="56"/>
-                                <w:szCs w:val="56"/>
+                                <w:sz w:val="48"/>
+                                <w:szCs w:val="48"/>
                               </w:rPr>
                             </w:pPr>
                             <w:r>
                               <w:rPr>
-                                <w:rFonts w:cs="Times New Roman"/>
                                 <w:b/>
                                 <w:bCs/>
-                                <w:sz w:val="56"/>
-                                <w:szCs w:val="56"/>
-                              </w:rPr>
-                              <w:t>TÊN ĐỀ TÀI</w:t>
+                                <w:sz w:val="48"/>
+                                <w:szCs w:val="48"/>
+                              </w:rPr>
+                              <w:t xml:space="preserve">XÂY DỰNG ỨNG DỤNG </w:t>
+                            </w:r>
+                          </w:p>
+                          <w:p>
+                            <w:pPr>
+                              <w:jc w:val="center"/>
+                              <w:rPr>
+                                <w:b/>
+                                <w:bCs/>
+                                <w:sz w:val="48"/>
+                                <w:szCs w:val="48"/>
+                              </w:rPr>
+                            </w:pPr>
+                            <w:r>
+                              <w:rPr>
+                                <w:b/>
+                                <w:bCs/>
+                                <w:sz w:val="48"/>
+                                <w:szCs w:val="48"/>
+                              </w:rPr>
+                              <w:t>HỌC TIẾNG ANH TRÊN ĐIỆN THOẠI</w:t>
                             </w:r>
                           </w:p>
                           <w:p>
@@ -4092,6 +4236,7 @@
                           <w:p>
                             <w:pPr>
                               <w:spacing w:line="360" w:lineRule="auto"/>
+                              <w:ind w:hanging="2"/>
                               <w:jc w:val="both"/>
                               <w:rPr>
                                 <w:rFonts w:cs="Times New Roman"/>
@@ -4107,8 +4252,9 @@
                                 <w:bCs/>
                                 <w:sz w:val="28"/>
                                 <w:szCs w:val="28"/>
-                              </w:rPr>
-                              <w:t xml:space="preserve">    TS. Lê…………………</w:t>
+                                <w:lang w:val="vi-VN"/>
+                              </w:rPr>
+                              <w:t xml:space="preserve">    Ths. Nguyễn</w:t>
                             </w:r>
                             <w:r>
                               <w:rPr>
@@ -4117,69 +4263,7 @@
                                 <w:sz w:val="28"/>
                                 <w:szCs w:val="28"/>
                               </w:rPr>
-                              <w:tab/>
-                            </w:r>
-                            <w:r>
-                              <w:rPr>
-                                <w:rFonts w:cs="Times New Roman"/>
-                                <w:b/>
-                                <w:sz w:val="28"/>
-                                <w:szCs w:val="28"/>
-                              </w:rPr>
-                              <w:t xml:space="preserve">             </w:t>
-                            </w:r>
-                            <w:r>
-                              <w:rPr>
-                                <w:rFonts w:cs="Times New Roman"/>
-                                <w:bCs/>
-                                <w:sz w:val="28"/>
-                                <w:szCs w:val="28"/>
-                                <w:lang w:val="vi-VN"/>
-                              </w:rPr>
-                              <w:t xml:space="preserve">1. </w:t>
-                            </w:r>
-                            <w:r>
-                              <w:rPr>
-                                <w:rFonts w:cs="Times New Roman"/>
-                                <w:bCs/>
-                                <w:sz w:val="28"/>
-                                <w:szCs w:val="28"/>
-                              </w:rPr>
-                              <w:t>Nguyễn Văn A….</w:t>
-                            </w:r>
-                            <w:r>
-                              <w:rPr>
-                                <w:rFonts w:cs="Times New Roman"/>
-                                <w:bCs/>
-                                <w:sz w:val="28"/>
-                                <w:szCs w:val="28"/>
-                                <w:lang w:val="vi-VN"/>
-                              </w:rPr>
-                              <w:t xml:space="preserve"> (MSSV:…..)</w:t>
-                            </w:r>
-                          </w:p>
-                          <w:p>
-                            <w:pPr>
-                              <w:spacing w:line="360" w:lineRule="auto"/>
-                              <w:ind w:hanging="2"/>
-                              <w:jc w:val="both"/>
-                              <w:rPr>
-                                <w:rFonts w:cs="Times New Roman"/>
-                                <w:bCs/>
-                                <w:sz w:val="28"/>
-                                <w:szCs w:val="28"/>
-                                <w:lang w:val="vi-VN"/>
-                              </w:rPr>
-                            </w:pPr>
-                            <w:r>
-                              <w:rPr>
-                                <w:rFonts w:cs="Times New Roman"/>
-                                <w:bCs/>
-                                <w:sz w:val="28"/>
-                                <w:szCs w:val="28"/>
-                                <w:lang w:val="vi-VN"/>
-                              </w:rPr>
-                              <w:t xml:space="preserve">    Ths. Nguyễn…………..</w:t>
+                              <w:t xml:space="preserve"> Đức Công Song</w:t>
                             </w:r>
                             <w:r>
                               <w:rPr>
@@ -4205,31 +4289,40 @@
                             <w:r>
                               <w:rPr>
                                 <w:rFonts w:cs="Times New Roman"/>
-                                <w:sz w:val="28"/>
-                                <w:szCs w:val="28"/>
-                                <w:lang w:val="vi-VN"/>
-                              </w:rPr>
-                              <w:t>2.</w:t>
-                            </w:r>
-                            <w:r>
-                              <w:rPr>
-                                <w:rFonts w:cs="Times New Roman"/>
-                                <w:b/>
-                                <w:sz w:val="28"/>
-                                <w:szCs w:val="28"/>
-                                <w:lang w:val="vi-VN"/>
-                              </w:rPr>
-                              <w:t xml:space="preserve"> </w:t>
-                            </w:r>
-                            <w:r>
-                              <w:rPr>
-                                <w:rFonts w:cs="Times New Roman"/>
                                 <w:bCs/>
                                 <w:sz w:val="28"/>
                                 <w:szCs w:val="28"/>
-                                <w:lang w:val="vi-VN"/>
-                              </w:rPr>
-                              <w:t>Lê V…..……........(MSSV:….)</w:t>
+                              </w:rPr>
+                              <w:t>Trần Tiến Anh (</w:t>
+                            </w:r>
+                            <w:r>
+                              <w:rPr>
+                                <w:rFonts w:cs="Times New Roman"/>
+                                <w:bCs/>
+                                <w:sz w:val="28"/>
+                                <w:szCs w:val="28"/>
+                                <w:lang w:val="vi-VN"/>
+                              </w:rPr>
+                              <w:t>MSSV</w:t>
+                            </w:r>
+                            <w:r>
+                              <w:rPr>
+                                <w:rFonts w:cs="Times New Roman"/>
+                                <w:bCs/>
+                                <w:sz w:val="28"/>
+                                <w:szCs w:val="28"/>
+                              </w:rPr>
+                              <w:t>: 22130016</w:t>
+                            </w:r>
+                            <w:r>
+                              <w:rPr>
+                                <w:rFonts w:cs="Times New Roman"/>
+                                <w:bCs/>
+                                <w:sz w:val="28"/>
+                                <w:szCs w:val="28"/>
+                                <w:lang w:val="vi-VN"/>
+                              </w:rPr>
+                              <w:t>)</w:t>
                             </w:r>
                           </w:p>
                           <w:p>
@@ -5095,7 +5188,7 @@
                                           <pic:cNvPicPr/>
                                         </pic:nvPicPr>
                                         <pic:blipFill>
-                                          <a:blip r:embed="rId9">
+                                          <a:blip r:embed="rId8">
                                             <a:extLst>
                                               <a:ext uri="{28A0092B-C50C-407E-A947-70E740481C1C}">
                                                 <a14:useLocalDpi xmlns:a14="http://schemas.microsoft.com/office/drawing/2010/main" val="0"/>
@@ -6181,7 +6274,7 @@
           </mc:Choice>
           <mc:Fallback>
             <w:pict>
-              <v:shape w14:anchorId="4DA7A2A6" id="_x0000_s1027" type="#_x0000_t202" style="position:absolute;margin-left:-6pt;margin-top:1.5pt;width:460.4pt;height:749.35pt;z-index:252002304;visibility:visible;mso-wrap-style:square;mso-width-percent:0;mso-height-percent:0;mso-wrap-distance-left:9pt;mso-wrap-distance-top:0;mso-wrap-distance-right:9pt;mso-wrap-distance-bottom:0;mso-position-horizontal:absolute;mso-position-horizontal-relative:margin;mso-position-vertical:absolute;mso-position-vertical-relative:text;mso-width-percent:0;mso-height-percent:0;mso-width-relative:page;mso-height-relative:page;v-text-anchor:top" o:gfxdata="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" strokeweight="3pt">
+              <v:shape w14:anchorId="4DA7A2A6" id="_x0000_s1027" type="#_x0000_t202" style="position:absolute;margin-left:-6pt;margin-top:1.5pt;width:460.4pt;height:749.35pt;z-index:252002304;visibility:visible;mso-wrap-style:square;mso-width-percent:0;mso-height-percent:0;mso-wrap-distance-left:9pt;mso-wrap-distance-top:0;mso-wrap-distance-right:9pt;mso-wrap-distance-bottom:0;mso-position-horizontal:absolute;mso-position-horizontal-relative:margin;mso-position-vertical:absolute;mso-position-vertical-relative:text;mso-width-percent:0;mso-height-percent:0;mso-width-relative:page;mso-height-relative:page;v-text-anchor:top" o:gfxdata="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" strokeweight="3pt">
                 <v:stroke linestyle="thinThin"/>
                 <v:textbox>
                   <w:txbxContent>
@@ -6313,7 +6406,7 @@
                                     <pic:cNvPicPr/>
                                   </pic:nvPicPr>
                                   <pic:blipFill>
-                                    <a:blip r:embed="rId9">
+                                    <a:blip r:embed="rId8">
                                       <a:extLst>
                                         <a:ext uri="{28A0092B-C50C-407E-A947-70E740481C1C}">
                                           <a14:useLocalDpi xmlns:a14="http://schemas.microsoft.com/office/drawing/2010/main" val="0"/>
@@ -6390,22 +6483,40 @@
                       <w:pPr>
                         <w:jc w:val="center"/>
                         <w:rPr>
-                          <w:rFonts w:cs="Times New Roman"/>
                           <w:b/>
                           <w:bCs/>
-                          <w:sz w:val="56"/>
-                          <w:szCs w:val="56"/>
+                          <w:sz w:val="48"/>
+                          <w:szCs w:val="48"/>
                         </w:rPr>
                       </w:pPr>
                       <w:r>
                         <w:rPr>
-                          <w:rFonts w:cs="Times New Roman"/>
                           <w:b/>
                           <w:bCs/>
-                          <w:sz w:val="56"/>
-                          <w:szCs w:val="56"/>
-                        </w:rPr>
-                        <w:t>TÊN ĐỀ TÀI</w:t>
+                          <w:sz w:val="48"/>
+                          <w:szCs w:val="48"/>
+                        </w:rPr>
+                        <w:t xml:space="preserve">XÂY DỰNG ỨNG DỤNG </w:t>
+                      </w:r>
+                    </w:p>
+                    <w:p>
+                      <w:pPr>
+                        <w:jc w:val="center"/>
+                        <w:rPr>
+                          <w:b/>
+                          <w:bCs/>
+                          <w:sz w:val="48"/>
+                          <w:szCs w:val="48"/>
+                        </w:rPr>
+                      </w:pPr>
+                      <w:r>
+                        <w:rPr>
+                          <w:b/>
+                          <w:bCs/>
+                          <w:sz w:val="48"/>
+                          <w:szCs w:val="48"/>
+                        </w:rPr>
+                        <w:t>HỌC TIẾNG ANH TRÊN ĐIỆN THOẠI</w:t>
                       </w:r>
                     </w:p>
                     <w:p>
@@ -6502,6 +6613,7 @@
                     <w:p>
                       <w:pPr>
                         <w:spacing w:line="360" w:lineRule="auto"/>
+                        <w:ind w:hanging="2"/>
                         <w:jc w:val="both"/>
                         <w:rPr>
                           <w:rFonts w:cs="Times New Roman"/>
@@ -6517,8 +6629,9 @@
                           <w:bCs/>
                           <w:sz w:val="28"/>
                           <w:szCs w:val="28"/>
-                        </w:rPr>
-                        <w:t xml:space="preserve">    TS. Lê…………………</w:t>
+                          <w:lang w:val="vi-VN"/>
+                        </w:rPr>
+                        <w:t xml:space="preserve">    Ths. Nguyễn</w:t>
                       </w:r>
                       <w:r>
                         <w:rPr>
@@ -6527,69 +6640,7 @@
                           <w:sz w:val="28"/>
                           <w:szCs w:val="28"/>
                         </w:rPr>
-                        <w:tab/>
-                      </w:r>
-                      <w:r>
-                        <w:rPr>
-                          <w:rFonts w:cs="Times New Roman"/>
-                          <w:b/>
-                          <w:sz w:val="28"/>
-                          <w:szCs w:val="28"/>
-                        </w:rPr>
-                        <w:t xml:space="preserve">             </w:t>
-                      </w:r>
-                      <w:r>
-                        <w:rPr>
-                          <w:rFonts w:cs="Times New Roman"/>
-                          <w:bCs/>
-                          <w:sz w:val="28"/>
-                          <w:szCs w:val="28"/>
-                          <w:lang w:val="vi-VN"/>
-                        </w:rPr>
-                        <w:t xml:space="preserve">1. </w:t>
-                      </w:r>
-                      <w:r>
-                        <w:rPr>
-                          <w:rFonts w:cs="Times New Roman"/>
-                          <w:bCs/>
-                          <w:sz w:val="28"/>
-                          <w:szCs w:val="28"/>
-                        </w:rPr>
-                        <w:t>Nguyễn Văn A….</w:t>
-                      </w:r>
-                      <w:r>
-                        <w:rPr>
-                          <w:rFonts w:cs="Times New Roman"/>
-                          <w:bCs/>
-                          <w:sz w:val="28"/>
-                          <w:szCs w:val="28"/>
-                          <w:lang w:val="vi-VN"/>
-                        </w:rPr>
-                        <w:t xml:space="preserve"> (MSSV:…..)</w:t>
-                      </w:r>
-                    </w:p>
-                    <w:p>
-                      <w:pPr>
-                        <w:spacing w:line="360" w:lineRule="auto"/>
-                        <w:ind w:hanging="2"/>
-                        <w:jc w:val="both"/>
-                        <w:rPr>
-                          <w:rFonts w:cs="Times New Roman"/>
-                          <w:bCs/>
-                          <w:sz w:val="28"/>
-                          <w:szCs w:val="28"/>
-                          <w:lang w:val="vi-VN"/>
-                        </w:rPr>
-                      </w:pPr>
-                      <w:r>
-                        <w:rPr>
-                          <w:rFonts w:cs="Times New Roman"/>
-                          <w:bCs/>
-                          <w:sz w:val="28"/>
-                          <w:szCs w:val="28"/>
-                          <w:lang w:val="vi-VN"/>
-                        </w:rPr>
-                        <w:t xml:space="preserve">    Ths. Nguyễn…………..</w:t>
+                        <w:t xml:space="preserve"> Đức Công Song</w:t>
                       </w:r>
                       <w:r>
                         <w:rPr>
@@ -6615,31 +6666,40 @@
                       <w:r>
                         <w:rPr>
                           <w:rFonts w:cs="Times New Roman"/>
-                          <w:sz w:val="28"/>
-                          <w:szCs w:val="28"/>
-                          <w:lang w:val="vi-VN"/>
-                        </w:rPr>
-                        <w:t>2.</w:t>
-                      </w:r>
-                      <w:r>
-                        <w:rPr>
-                          <w:rFonts w:cs="Times New Roman"/>
-                          <w:b/>
-                          <w:sz w:val="28"/>
-                          <w:szCs w:val="28"/>
-                          <w:lang w:val="vi-VN"/>
-                        </w:rPr>
-                        <w:t xml:space="preserve"> </w:t>
-                      </w:r>
-                      <w:r>
-                        <w:rPr>
-                          <w:rFonts w:cs="Times New Roman"/>
                           <w:bCs/>
                           <w:sz w:val="28"/>
                           <w:szCs w:val="28"/>
-                          <w:lang w:val="vi-VN"/>
-                        </w:rPr>
-                        <w:t>Lê V…..……........(MSSV:….)</w:t>
+                        </w:rPr>
+                        <w:t>Trần Tiến Anh (</w:t>
+                      </w:r>
+                      <w:r>
+                        <w:rPr>
+                          <w:rFonts w:cs="Times New Roman"/>
+                          <w:bCs/>
+                          <w:sz w:val="28"/>
+                          <w:szCs w:val="28"/>
+                          <w:lang w:val="vi-VN"/>
+                        </w:rPr>
+                        <w:t>MSSV</w:t>
+                      </w:r>
+                      <w:r>
+                        <w:rPr>
+                          <w:rFonts w:cs="Times New Roman"/>
+                          <w:bCs/>
+                          <w:sz w:val="28"/>
+                          <w:szCs w:val="28"/>
+                        </w:rPr>
+                        <w:t>: 22130016</w:t>
+                      </w:r>
+                      <w:r>
+                        <w:rPr>
+                          <w:rFonts w:cs="Times New Roman"/>
+                          <w:bCs/>
+                          <w:sz w:val="28"/>
+                          <w:szCs w:val="28"/>
+                          <w:lang w:val="vi-VN"/>
+                        </w:rPr>
+                        <w:t>)</w:t>
                       </w:r>
                     </w:p>
                     <w:p>
@@ -7505,7 +7565,7 @@
                                     <pic:cNvPicPr/>
                                   </pic:nvPicPr>
                                   <pic:blipFill>
-                                    <a:blip r:embed="rId9">
+                                    <a:blip r:embed="rId8">
                                       <a:extLst>
                                         <a:ext uri="{28A0092B-C50C-407E-A947-70E740481C1C}">
                                           <a14:useLocalDpi xmlns:a14="http://schemas.microsoft.com/office/drawing/2010/main" val="0"/>
@@ -8595,580 +8655,57 @@
         <w:lastRenderedPageBreak/>
         <w:tab/>
       </w:r>
-      <w:bookmarkStart w:id="11" w:name="_Toc164957113"/>
-      <w:bookmarkStart w:id="12" w:name="_Toc164957255"/>
-      <w:bookmarkStart w:id="13" w:name="_Toc164957334"/>
-      <w:bookmarkStart w:id="14" w:name="_Toc164957606"/>
-      <w:bookmarkStart w:id="15" w:name="_Toc164966931"/>
+      <w:bookmarkStart w:id="17" w:name="_Toc164957113"/>
+      <w:bookmarkStart w:id="18" w:name="_Toc164957255"/>
+      <w:bookmarkStart w:id="19" w:name="_Toc164957334"/>
+      <w:bookmarkStart w:id="20" w:name="_Toc164957606"/>
+      <w:bookmarkStart w:id="21" w:name="_Toc164966931"/>
       <w:r>
         <w:t>DANH SÁCH CHỮ VIẾT TẮT</w:t>
       </w:r>
-      <w:bookmarkEnd w:id="11"/>
-      <w:bookmarkEnd w:id="12"/>
-      <w:bookmarkEnd w:id="13"/>
-      <w:bookmarkEnd w:id="14"/>
-      <w:bookmarkEnd w:id="15"/>
-    </w:p>
-    <w:p>
-      <w:pPr>
-        <w:tabs>
-          <w:tab w:val="left" w:pos="1158"/>
-        </w:tabs>
-        <w:spacing w:line="360" w:lineRule="auto"/>
-        <w:ind w:firstLine="249"/>
-        <w:jc w:val="both"/>
-        <w:rPr>
-          <w:szCs w:val="26"/>
-        </w:rPr>
-      </w:pPr>
-      <w:r>
-        <w:rPr>
-          <w:szCs w:val="26"/>
-        </w:rPr>
-        <w:t>ANSI</w:t>
-      </w:r>
-      <w:r>
-        <w:rPr>
-          <w:szCs w:val="26"/>
-        </w:rPr>
-        <w:tab/>
-      </w:r>
-      <w:r>
-        <w:rPr>
-          <w:b/>
-          <w:szCs w:val="26"/>
-        </w:rPr>
-        <w:t>A</w:t>
-      </w:r>
-      <w:r>
-        <w:rPr>
-          <w:szCs w:val="26"/>
-        </w:rPr>
-        <w:t xml:space="preserve">merican </w:t>
-      </w:r>
-      <w:r>
-        <w:rPr>
-          <w:b/>
-          <w:szCs w:val="26"/>
-        </w:rPr>
-        <w:t>N</w:t>
-      </w:r>
-      <w:r>
-        <w:rPr>
-          <w:szCs w:val="26"/>
-        </w:rPr>
-        <w:t xml:space="preserve">ational </w:t>
-      </w:r>
-      <w:r>
-        <w:rPr>
-          <w:b/>
-          <w:szCs w:val="26"/>
-        </w:rPr>
-        <w:t>S</w:t>
-      </w:r>
-      <w:r>
-        <w:rPr>
-          <w:szCs w:val="26"/>
-        </w:rPr>
-        <w:t xml:space="preserve">tandards </w:t>
-      </w:r>
-      <w:r>
-        <w:rPr>
-          <w:b/>
-          <w:szCs w:val="26"/>
-        </w:rPr>
-        <w:t>I</w:t>
-      </w:r>
-      <w:r>
-        <w:rPr>
-          <w:szCs w:val="26"/>
-        </w:rPr>
-        <w:t>nstitute</w:t>
-      </w:r>
-    </w:p>
-    <w:p>
-      <w:pPr>
-        <w:tabs>
-          <w:tab w:val="left" w:pos="1158"/>
-        </w:tabs>
-        <w:spacing w:line="360" w:lineRule="auto"/>
-        <w:ind w:firstLine="249"/>
-        <w:jc w:val="both"/>
-        <w:rPr>
-          <w:szCs w:val="26"/>
-        </w:rPr>
-      </w:pPr>
-      <w:r>
-        <w:rPr>
-          <w:szCs w:val="26"/>
-        </w:rPr>
-        <w:tab/>
-        <w:t>Học viện chuẩn hoá quốc gia Mỹ</w:t>
-      </w:r>
-    </w:p>
-    <w:p>
-      <w:pPr>
-        <w:tabs>
-          <w:tab w:val="left" w:pos="1158"/>
-        </w:tabs>
-        <w:spacing w:line="360" w:lineRule="auto"/>
-        <w:ind w:firstLine="249"/>
-        <w:jc w:val="both"/>
-        <w:rPr>
-          <w:szCs w:val="26"/>
-        </w:rPr>
-      </w:pPr>
-      <w:r>
-        <w:rPr>
-          <w:szCs w:val="26"/>
-        </w:rPr>
-        <w:t>ATM</w:t>
-      </w:r>
-      <w:r>
-        <w:rPr>
-          <w:szCs w:val="26"/>
-        </w:rPr>
-        <w:tab/>
-      </w:r>
-      <w:r>
-        <w:rPr>
-          <w:b/>
-          <w:szCs w:val="26"/>
-        </w:rPr>
-        <w:t>A</w:t>
-      </w:r>
-      <w:r>
-        <w:rPr>
-          <w:szCs w:val="26"/>
-        </w:rPr>
-        <w:t xml:space="preserve">utomatic </w:t>
-      </w:r>
-      <w:r>
-        <w:rPr>
-          <w:b/>
-          <w:szCs w:val="26"/>
-        </w:rPr>
-        <w:t>T</w:t>
-      </w:r>
-      <w:r>
-        <w:rPr>
-          <w:szCs w:val="26"/>
-        </w:rPr>
-        <w:t xml:space="preserve">eller </w:t>
-      </w:r>
-      <w:r>
-        <w:rPr>
-          <w:b/>
-          <w:szCs w:val="26"/>
-        </w:rPr>
-        <w:t>M</w:t>
-      </w:r>
-      <w:r>
-        <w:rPr>
-          <w:szCs w:val="26"/>
-        </w:rPr>
-        <w:t>achine</w:t>
-      </w:r>
-    </w:p>
-    <w:p>
-      <w:pPr>
-        <w:tabs>
-          <w:tab w:val="left" w:pos="1158"/>
-        </w:tabs>
-        <w:spacing w:line="360" w:lineRule="auto"/>
-        <w:ind w:firstLine="249"/>
-        <w:jc w:val="both"/>
-        <w:rPr>
-          <w:szCs w:val="26"/>
-        </w:rPr>
-      </w:pPr>
-      <w:r>
-        <w:rPr>
-          <w:szCs w:val="26"/>
-        </w:rPr>
-        <w:tab/>
-        <w:t>Máy rút tiền tự động</w:t>
-      </w:r>
-    </w:p>
-    <w:p>
-      <w:pPr>
-        <w:tabs>
-          <w:tab w:val="left" w:pos="1158"/>
-        </w:tabs>
-        <w:spacing w:line="360" w:lineRule="auto"/>
-        <w:ind w:firstLine="249"/>
-        <w:jc w:val="both"/>
-        <w:rPr>
-          <w:szCs w:val="26"/>
-        </w:rPr>
-      </w:pPr>
-      <w:r>
-        <w:rPr>
-          <w:szCs w:val="26"/>
-        </w:rPr>
-        <w:t>CA</w:t>
-      </w:r>
-      <w:r>
-        <w:rPr>
-          <w:szCs w:val="26"/>
-        </w:rPr>
-        <w:tab/>
-      </w:r>
-      <w:r>
-        <w:rPr>
-          <w:b/>
-          <w:szCs w:val="26"/>
-        </w:rPr>
-        <w:t>C</w:t>
-      </w:r>
-      <w:r>
-        <w:rPr>
-          <w:szCs w:val="26"/>
-        </w:rPr>
-        <w:t xml:space="preserve">ertification </w:t>
-      </w:r>
-      <w:r>
-        <w:rPr>
-          <w:b/>
-          <w:szCs w:val="26"/>
-        </w:rPr>
-        <w:t>A</w:t>
-      </w:r>
-      <w:r>
-        <w:rPr>
-          <w:szCs w:val="26"/>
-        </w:rPr>
-        <w:t>uthority</w:t>
-      </w:r>
-    </w:p>
-    <w:p>
-      <w:pPr>
-        <w:tabs>
-          <w:tab w:val="left" w:pos="1158"/>
-        </w:tabs>
-        <w:spacing w:line="360" w:lineRule="auto"/>
-        <w:ind w:firstLine="249"/>
-        <w:jc w:val="both"/>
-        <w:rPr>
-          <w:szCs w:val="26"/>
-        </w:rPr>
-      </w:pPr>
-      <w:r>
-        <w:rPr>
-          <w:szCs w:val="26"/>
-        </w:rPr>
-        <w:tab/>
-        <w:t>Chứng thực</w:t>
-      </w:r>
-    </w:p>
-    <w:p>
-      <w:pPr>
-        <w:tabs>
-          <w:tab w:val="left" w:pos="1158"/>
-        </w:tabs>
-        <w:spacing w:line="360" w:lineRule="auto"/>
-        <w:ind w:firstLine="249"/>
-        <w:jc w:val="both"/>
-        <w:rPr>
-          <w:szCs w:val="26"/>
-        </w:rPr>
-      </w:pPr>
-      <w:r>
-        <w:rPr>
-          <w:szCs w:val="26"/>
-        </w:rPr>
-        <w:t>ISO</w:t>
-      </w:r>
-      <w:r>
-        <w:rPr>
-          <w:szCs w:val="26"/>
-        </w:rPr>
-        <w:tab/>
-      </w:r>
-      <w:r>
-        <w:rPr>
-          <w:b/>
-          <w:szCs w:val="26"/>
-        </w:rPr>
-        <w:t>I</w:t>
-      </w:r>
-      <w:r>
-        <w:rPr>
-          <w:szCs w:val="26"/>
-        </w:rPr>
-        <w:t xml:space="preserve">nternational </w:t>
-      </w:r>
-      <w:r>
-        <w:rPr>
-          <w:b/>
-          <w:szCs w:val="26"/>
-        </w:rPr>
-        <w:t>S</w:t>
-      </w:r>
-      <w:r>
-        <w:rPr>
-          <w:szCs w:val="26"/>
-        </w:rPr>
-        <w:t xml:space="preserve">tandardizations </w:t>
-      </w:r>
-      <w:r>
-        <w:rPr>
-          <w:b/>
-          <w:szCs w:val="26"/>
-        </w:rPr>
-        <w:t>O</w:t>
-      </w:r>
-      <w:r>
-        <w:rPr>
-          <w:szCs w:val="26"/>
-        </w:rPr>
-        <w:t>rganization</w:t>
-      </w:r>
-    </w:p>
-    <w:p>
-      <w:pPr>
-        <w:tabs>
-          <w:tab w:val="left" w:pos="1158"/>
-        </w:tabs>
-        <w:spacing w:line="360" w:lineRule="auto"/>
-        <w:ind w:firstLine="249"/>
-        <w:jc w:val="both"/>
-        <w:rPr>
-          <w:szCs w:val="26"/>
-        </w:rPr>
-      </w:pPr>
-      <w:r>
-        <w:rPr>
-          <w:szCs w:val="26"/>
-        </w:rPr>
-        <w:tab/>
-        <w:t>Tổ chức chuẩn hoá quốc tế</w:t>
-      </w:r>
-    </w:p>
-    <w:p>
-      <w:pPr>
-        <w:tabs>
-          <w:tab w:val="left" w:pos="1158"/>
-        </w:tabs>
-        <w:spacing w:line="360" w:lineRule="auto"/>
-        <w:ind w:firstLine="249"/>
-        <w:jc w:val="both"/>
-        <w:rPr>
-          <w:szCs w:val="26"/>
-        </w:rPr>
-      </w:pPr>
-      <w:r>
-        <w:rPr>
-          <w:szCs w:val="26"/>
-        </w:rPr>
-        <w:t>MAC</w:t>
-      </w:r>
-      <w:r>
-        <w:rPr>
-          <w:szCs w:val="26"/>
-        </w:rPr>
-        <w:tab/>
-      </w:r>
-      <w:r>
-        <w:rPr>
-          <w:b/>
-          <w:szCs w:val="26"/>
-        </w:rPr>
-        <w:t>M</w:t>
-      </w:r>
-      <w:r>
-        <w:rPr>
-          <w:szCs w:val="26"/>
-        </w:rPr>
-        <w:t xml:space="preserve">essage </w:t>
-      </w:r>
-      <w:r>
-        <w:rPr>
-          <w:b/>
-          <w:szCs w:val="26"/>
-        </w:rPr>
-        <w:t>A</w:t>
-      </w:r>
-      <w:r>
-        <w:rPr>
-          <w:szCs w:val="26"/>
-        </w:rPr>
-        <w:t xml:space="preserve">uthentication </w:t>
-      </w:r>
-      <w:r>
-        <w:rPr>
-          <w:b/>
-          <w:szCs w:val="26"/>
-        </w:rPr>
-        <w:t>C</w:t>
-      </w:r>
-      <w:r>
-        <w:rPr>
-          <w:szCs w:val="26"/>
-        </w:rPr>
-        <w:t>ode</w:t>
-      </w:r>
-    </w:p>
-    <w:p>
-      <w:pPr>
-        <w:tabs>
-          <w:tab w:val="left" w:pos="1158"/>
-        </w:tabs>
-        <w:spacing w:line="360" w:lineRule="auto"/>
-        <w:ind w:firstLine="249"/>
-        <w:jc w:val="both"/>
-        <w:rPr>
-          <w:szCs w:val="26"/>
-        </w:rPr>
-      </w:pPr>
-      <w:r>
-        <w:rPr>
-          <w:szCs w:val="26"/>
-        </w:rPr>
-        <w:tab/>
-        <w:t>Mã chứng thực thông điệp</w:t>
-      </w:r>
-    </w:p>
-    <w:p>
-      <w:pPr>
-        <w:tabs>
-          <w:tab w:val="left" w:pos="1158"/>
-        </w:tabs>
-        <w:spacing w:line="360" w:lineRule="auto"/>
-        <w:ind w:firstLine="249"/>
-        <w:jc w:val="both"/>
-        <w:rPr>
-          <w:szCs w:val="26"/>
-        </w:rPr>
-      </w:pPr>
-      <w:r>
-        <w:rPr>
-          <w:szCs w:val="26"/>
-        </w:rPr>
-        <w:t>UUCP</w:t>
-      </w:r>
-      <w:r>
-        <w:rPr>
-          <w:szCs w:val="26"/>
-        </w:rPr>
-        <w:tab/>
-      </w:r>
-      <w:r>
-        <w:rPr>
-          <w:b/>
-          <w:szCs w:val="26"/>
-        </w:rPr>
-        <w:t>U</w:t>
-      </w:r>
-      <w:r>
-        <w:rPr>
-          <w:szCs w:val="26"/>
-        </w:rPr>
-        <w:t>nix-to-</w:t>
-      </w:r>
-      <w:r>
-        <w:rPr>
-          <w:b/>
-          <w:szCs w:val="26"/>
-        </w:rPr>
-        <w:t>U</w:t>
-      </w:r>
-      <w:r>
-        <w:rPr>
-          <w:szCs w:val="26"/>
-        </w:rPr>
-        <w:t xml:space="preserve">nix </w:t>
-      </w:r>
-      <w:r>
-        <w:rPr>
-          <w:b/>
-          <w:szCs w:val="26"/>
-        </w:rPr>
-        <w:t>C</w:t>
-      </w:r>
-      <w:r>
-        <w:rPr>
-          <w:szCs w:val="26"/>
-        </w:rPr>
-        <w:t xml:space="preserve">opy </w:t>
-      </w:r>
-      <w:r>
-        <w:rPr>
-          <w:b/>
-          <w:szCs w:val="26"/>
-        </w:rPr>
-        <w:t>P</w:t>
-      </w:r>
-      <w:r>
-        <w:rPr>
-          <w:szCs w:val="26"/>
-        </w:rPr>
-        <w:t>rotocol</w:t>
-      </w:r>
-      <w:r>
-        <w:rPr>
-          <w:szCs w:val="26"/>
-        </w:rPr>
-        <w:tab/>
-      </w:r>
-    </w:p>
-    <w:p>
-      <w:pPr>
-        <w:tabs>
-          <w:tab w:val="left" w:pos="1158"/>
-        </w:tabs>
-        <w:spacing w:line="360" w:lineRule="auto"/>
-        <w:ind w:firstLine="249"/>
-        <w:jc w:val="both"/>
-        <w:rPr>
-          <w:szCs w:val="26"/>
-        </w:rPr>
-      </w:pPr>
-      <w:r>
-        <w:rPr>
-          <w:szCs w:val="26"/>
-        </w:rPr>
-        <w:tab/>
-        <w:t>Giao thức truyền nhận thông điệp trên Unix</w:t>
-      </w:r>
-    </w:p>
-    <w:p>
-      <w:pPr>
-        <w:jc w:val="both"/>
-        <w:rPr>
-          <w:rFonts w:cs="Times New Roman"/>
-          <w:color w:val="000000" w:themeColor="text1"/>
-          <w:szCs w:val="26"/>
-        </w:rPr>
-      </w:pPr>
-      <w:r>
-        <w:rPr>
-          <w:rFonts w:cs="Times New Roman"/>
-          <w:color w:val="000000" w:themeColor="text1"/>
-          <w:szCs w:val="26"/>
-        </w:rPr>
-        <w:br w:type="page"/>
-      </w:r>
-    </w:p>
-    <w:p>
-      <w:pPr>
-        <w:pStyle w:val="H0"/>
-        <w:outlineLvl w:val="0"/>
-      </w:pPr>
-      <w:bookmarkStart w:id="16" w:name="_Toc164957114"/>
-      <w:bookmarkStart w:id="17" w:name="_Toc164957256"/>
-      <w:bookmarkStart w:id="18" w:name="_Toc164957335"/>
-      <w:bookmarkStart w:id="19" w:name="_Toc164957607"/>
-      <w:bookmarkStart w:id="20" w:name="_Toc164966932"/>
-      <w:r>
-        <w:lastRenderedPageBreak/>
-        <w:t>DANH MỤC HÌNH ẢNH</w:t>
-      </w:r>
-      <w:bookmarkEnd w:id="16"/>
       <w:bookmarkEnd w:id="17"/>
       <w:bookmarkEnd w:id="18"/>
       <w:bookmarkEnd w:id="19"/>
       <w:bookmarkEnd w:id="20"/>
+      <w:bookmarkEnd w:id="21"/>
+    </w:p>
+    <w:p>
+      <w:pPr>
+        <w:jc w:val="both"/>
+        <w:rPr>
+          <w:rFonts w:cs="Times New Roman"/>
+          <w:color w:val="000000" w:themeColor="text1"/>
+          <w:szCs w:val="26"/>
+        </w:rPr>
+      </w:pPr>
+      <w:r>
+        <w:rPr>
+          <w:rFonts w:cs="Times New Roman"/>
+          <w:color w:val="000000" w:themeColor="text1"/>
+          <w:szCs w:val="26"/>
+        </w:rPr>
+        <w:br w:type="page"/>
+      </w:r>
+    </w:p>
+    <w:p>
+      <w:pPr>
+        <w:pStyle w:val="H0"/>
+        <w:outlineLvl w:val="0"/>
+      </w:pPr>
+      <w:bookmarkStart w:id="22" w:name="_Toc164957114"/>
+      <w:bookmarkStart w:id="23" w:name="_Toc164957256"/>
+      <w:bookmarkStart w:id="24" w:name="_Toc164957335"/>
+      <w:bookmarkStart w:id="25" w:name="_Toc164957607"/>
+      <w:bookmarkStart w:id="26" w:name="_Toc164966932"/>
+      <w:r>
+        <w:lastRenderedPageBreak/>
+        <w:t>DANH MỤC HÌNH ẢNH</w:t>
+      </w:r>
+      <w:bookmarkEnd w:id="22"/>
+      <w:bookmarkEnd w:id="23"/>
+      <w:bookmarkEnd w:id="24"/>
+      <w:bookmarkEnd w:id="25"/>
+      <w:bookmarkEnd w:id="26"/>
     </w:p>
     <w:p>
       <w:pPr>
@@ -9302,11 +8839,11 @@
         </w:rPr>
         <w:br w:type="page"/>
       </w:r>
-      <w:bookmarkStart w:id="21" w:name="_Toc164957115"/>
-      <w:bookmarkStart w:id="22" w:name="_Toc164957257"/>
-      <w:bookmarkStart w:id="23" w:name="_Toc164957336"/>
-      <w:bookmarkStart w:id="24" w:name="_Toc164957608"/>
-      <w:bookmarkStart w:id="25" w:name="_Toc164966933"/>
+      <w:bookmarkStart w:id="27" w:name="_Toc164957115"/>
+      <w:bookmarkStart w:id="28" w:name="_Toc164957257"/>
+      <w:bookmarkStart w:id="29" w:name="_Toc164957336"/>
+      <w:bookmarkStart w:id="30" w:name="_Toc164957608"/>
+      <w:bookmarkStart w:id="31" w:name="_Toc164966933"/>
       <w:r>
         <w:rPr>
           <w:bCs/>
@@ -9315,11 +8852,11 @@
         <w:lastRenderedPageBreak/>
         <w:t>DANH MỤC BẢNG</w:t>
       </w:r>
-      <w:bookmarkEnd w:id="21"/>
-      <w:bookmarkEnd w:id="22"/>
-      <w:bookmarkEnd w:id="23"/>
-      <w:bookmarkEnd w:id="24"/>
-      <w:bookmarkEnd w:id="25"/>
+      <w:bookmarkEnd w:id="27"/>
+      <w:bookmarkEnd w:id="28"/>
+      <w:bookmarkEnd w:id="29"/>
+      <w:bookmarkEnd w:id="30"/>
+      <w:bookmarkEnd w:id="31"/>
     </w:p>
     <w:p>
       <w:pPr>
@@ -9502,17 +9039,16 @@
           <w:numId w:val="0"/>
         </w:numPr>
         <w:rPr>
-          <w:rFonts w:cs="Times New Roman"/>
           <w:iCs/>
-          <w:color w:val="000000" w:themeColor="text1"/>
+          <w:sz w:val="40"/>
           <w:szCs w:val="26"/>
         </w:rPr>
       </w:pPr>
-      <w:bookmarkStart w:id="26" w:name="_Toc164957116"/>
-      <w:bookmarkStart w:id="27" w:name="_Toc164957258"/>
-      <w:bookmarkStart w:id="28" w:name="_Toc164957337"/>
-      <w:bookmarkStart w:id="29" w:name="_Toc164957609"/>
-      <w:bookmarkStart w:id="30" w:name="_Toc164966934"/>
+      <w:bookmarkStart w:id="32" w:name="_Toc164957116"/>
+      <w:bookmarkStart w:id="33" w:name="_Toc164957258"/>
+      <w:bookmarkStart w:id="34" w:name="_Toc164957337"/>
+      <w:bookmarkStart w:id="35" w:name="_Toc164957609"/>
+      <w:bookmarkStart w:id="36" w:name="_Toc164966934"/>
       <w:r>
         <w:rPr>
           <w:iCs/>
@@ -9555,39 +9091,56 @@
         </w:rPr>
         <w:t>T</w:t>
       </w:r>
-      <w:bookmarkEnd w:id="26"/>
-      <w:bookmarkEnd w:id="27"/>
-      <w:bookmarkEnd w:id="28"/>
-      <w:bookmarkEnd w:id="29"/>
-      <w:bookmarkEnd w:id="30"/>
+      <w:bookmarkEnd w:id="32"/>
+      <w:bookmarkEnd w:id="33"/>
+      <w:bookmarkEnd w:id="34"/>
+      <w:bookmarkEnd w:id="35"/>
+      <w:bookmarkEnd w:id="36"/>
     </w:p>
     <w:p>
       <w:pPr>
-        <w:keepLines/>
-        <w:tabs>
-          <w:tab w:val="left" w:pos="426"/>
-          <w:tab w:val="center" w:pos="7020"/>
-        </w:tabs>
-        <w:spacing w:after="120" w:line="360" w:lineRule="auto"/>
-        <w:ind w:left="284" w:firstLine="142"/>
-        <w:jc w:val="both"/>
-        <w:rPr>
-          <w:rFonts w:cs="Times New Roman"/>
-          <w:iCs/>
-          <w:color w:val="000000" w:themeColor="text1"/>
-          <w:szCs w:val="26"/>
-        </w:rPr>
-      </w:pPr>
+        <w:rPr>
+          <w:b/>
+          <w:bCs/>
+        </w:rPr>
+      </w:pPr>
+      <w:r>
+        <w:rPr>
+          <w:b/>
+          <w:bCs/>
+        </w:rPr>
+        <w:t>Tóm tắt:</w:t>
+      </w:r>
     </w:p>
     <w:p>
       <w:pPr>
-        <w:keepLines/>
-        <w:tabs>
-          <w:tab w:val="left" w:pos="426"/>
-          <w:tab w:val="center" w:pos="7020"/>
-        </w:tabs>
-        <w:spacing w:after="120" w:line="360" w:lineRule="auto"/>
-        <w:ind w:left="284" w:firstLine="142"/>
+        <w:ind w:firstLine="720"/>
+        <w:jc w:val="both"/>
+      </w:pPr>
+      <w:r>
+        <w:t>Hiện nay, việc học từ vựng tiếng Anh qua các thiết bị di động ngày càng phổ biến. Tuy nhiên, phần lớn các ứng dụng trên thị trường đều thiết kế bài học theo lộ trình cố định, thiếu sự liên kết với môi trường thực tế, khiến quá trình ghi nhớ của người học trở nên thụ động.</w:t>
+      </w:r>
+    </w:p>
+    <w:p>
+      <w:pPr>
+        <w:ind w:firstLine="720"/>
+        <w:jc w:val="both"/>
+      </w:pPr>
+      <w:r>
+        <w:t>Để giải quyết vấn đề này, đề tài tập trung nghiên cứu và phát triển một ứng dụng học tiếng Anh tương tác cao, tích hợp công nghệ nhận diện vật thể. Hệ thống cho phép người dùng sử dụng camera điện thoại để quét các đồ vật xung quanh, từ đó ứng dụng sẽ tự động phân tích hình ảnh và trả về từ vựng tiếng Anh tương ứng ngay trong thời gian thực.</w:t>
+      </w:r>
+    </w:p>
+    <w:p>
+      <w:pPr>
+        <w:ind w:firstLine="720"/>
+        <w:jc w:val="both"/>
+      </w:pPr>
+      <w:r>
+        <w:t>Việc triển khai hệ thống trên thiết bị di động không chỉ mang lại sự thuận tiện tối đa về không gian và thời gian, mà còn tạo ra một môi trường học tập có tính tương tác cao. Qua đó, ứng dụng giúp người dùng tra cứu nhanh chóng, đồng thời ghi nhớ từ vựng tiếng Anh một cách tự nhiên dựa trên chính những sự vật hiện hữu trong đời sống hàng ngày.</w:t>
+      </w:r>
+    </w:p>
+    <w:p>
+      <w:pPr>
         <w:jc w:val="both"/>
         <w:rPr>
           <w:rFonts w:eastAsiaTheme="majorEastAsia" w:cs="Times New Roman"/>
@@ -11602,7 +11155,7 @@
         <w:pStyle w:val="H0"/>
         <w:outlineLvl w:val="0"/>
         <w:sectPr>
-          <w:headerReference w:type="default" r:id="rId10"/>
+          <w:headerReference w:type="default" r:id="rId9"/>
           <w:pgSz w:w="11906" w:h="16838" w:code="9"/>
           <w:pgMar w:top="1090" w:right="1134" w:bottom="1701" w:left="1985" w:header="709" w:footer="709" w:gutter="0"/>
           <w:pgNumType w:start="1"/>
@@ -11610,32 +11163,32 @@
           <w:docGrid w:linePitch="360"/>
         </w:sectPr>
       </w:pPr>
-      <w:bookmarkStart w:id="31" w:name="_Toc164957117"/>
+      <w:bookmarkStart w:id="37" w:name="_Toc164957117"/>
     </w:p>
     <w:p>
       <w:pPr>
         <w:pStyle w:val="H0"/>
         <w:outlineLvl w:val="0"/>
       </w:pPr>
-      <w:bookmarkStart w:id="32" w:name="_Toc164957259"/>
-      <w:bookmarkStart w:id="33" w:name="_Toc164957338"/>
-      <w:bookmarkStart w:id="34" w:name="_Toc164957610"/>
-      <w:bookmarkStart w:id="35" w:name="_Toc164966935"/>
-      <w:bookmarkStart w:id="36" w:name="_Toc164954905"/>
-      <w:bookmarkStart w:id="37" w:name="_Toc164955388"/>
-      <w:bookmarkStart w:id="38" w:name="_Toc164957121"/>
-      <w:bookmarkStart w:id="39" w:name="_Toc164957263"/>
-      <w:bookmarkStart w:id="40" w:name="_Toc164957342"/>
-      <w:bookmarkStart w:id="41" w:name="_Toc164957614"/>
-      <w:bookmarkEnd w:id="31"/>
+      <w:bookmarkStart w:id="38" w:name="_Toc164957259"/>
+      <w:bookmarkStart w:id="39" w:name="_Toc164957338"/>
+      <w:bookmarkStart w:id="40" w:name="_Toc164957610"/>
+      <w:bookmarkStart w:id="41" w:name="_Toc164966935"/>
+      <w:bookmarkStart w:id="42" w:name="_Toc164954905"/>
+      <w:bookmarkStart w:id="43" w:name="_Toc164955388"/>
+      <w:bookmarkStart w:id="44" w:name="_Toc164957121"/>
+      <w:bookmarkStart w:id="45" w:name="_Toc164957263"/>
+      <w:bookmarkStart w:id="46" w:name="_Toc164957342"/>
+      <w:bookmarkStart w:id="47" w:name="_Toc164957614"/>
+      <w:bookmarkEnd w:id="37"/>
       <w:r>
         <w:lastRenderedPageBreak/>
         <w:t>MỞ ĐẦU</w:t>
       </w:r>
-      <w:bookmarkEnd w:id="32"/>
-      <w:bookmarkEnd w:id="33"/>
-      <w:bookmarkEnd w:id="34"/>
-      <w:bookmarkEnd w:id="35"/>
+      <w:bookmarkEnd w:id="38"/>
+      <w:bookmarkEnd w:id="39"/>
+      <w:bookmarkEnd w:id="40"/>
+      <w:bookmarkEnd w:id="41"/>
     </w:p>
     <w:p>
       <w:pPr>
@@ -11645,21 +11198,142 @@
           <w:numId w:val="18"/>
         </w:numPr>
       </w:pPr>
-      <w:bookmarkStart w:id="42" w:name="_Toc164954902"/>
+      <w:bookmarkStart w:id="48" w:name="_Toc164954902"/>
       <w:r>
         <w:rPr>
           <w:lang w:val="vi-VN"/>
         </w:rPr>
         <w:t xml:space="preserve"> </w:t>
       </w:r>
-      <w:bookmarkStart w:id="43" w:name="_Toc164955385"/>
-      <w:bookmarkStart w:id="44" w:name="_Toc164957118"/>
-      <w:bookmarkStart w:id="45" w:name="_Toc164957260"/>
-      <w:bookmarkStart w:id="46" w:name="_Toc164957339"/>
-      <w:bookmarkStart w:id="47" w:name="_Toc164957611"/>
-      <w:bookmarkStart w:id="48" w:name="_Toc164966936"/>
+      <w:bookmarkStart w:id="49" w:name="_Toc164955385"/>
+      <w:bookmarkStart w:id="50" w:name="_Toc164957118"/>
+      <w:bookmarkStart w:id="51" w:name="_Toc164957260"/>
+      <w:bookmarkStart w:id="52" w:name="_Toc164957339"/>
+      <w:bookmarkStart w:id="53" w:name="_Toc164957611"/>
+      <w:bookmarkStart w:id="54" w:name="_Toc164966936"/>
       <w:r>
         <w:t>LÝ DO CHỌN ĐỀ TÀI</w:t>
+      </w:r>
+      <w:bookmarkEnd w:id="48"/>
+      <w:bookmarkEnd w:id="49"/>
+      <w:bookmarkEnd w:id="50"/>
+      <w:bookmarkEnd w:id="51"/>
+      <w:bookmarkEnd w:id="52"/>
+      <w:bookmarkEnd w:id="53"/>
+      <w:bookmarkEnd w:id="54"/>
+    </w:p>
+    <w:p>
+      <w:pPr>
+        <w:pStyle w:val="NormalWeb"/>
+        <w:ind w:firstLine="360"/>
+      </w:pPr>
+      <w:r>
+        <w:t>Trong bối cảnh hội nhập quốc tế của Việt Nam, việc học ngoại ngữ, đặc biệt là tiếng Anh, thật sự là rất cần thiết cho mỗi con người. Thế nhưng, sau khi lựa chọn được ngôn ngữ để học, vấn đề được đặt ra là phương pháp học như thế nào cho đạt hiệu quả cao nhất. Theo cách học truyền thống, người học chủ yếu học qua sách vở khô khan, điều này khiến rất nhiều người gặp khó khăn trong quá trình học tập của mình.</w:t>
+      </w:r>
+    </w:p>
+    <w:p>
+      <w:pPr>
+        <w:pStyle w:val="NormalWeb"/>
+        <w:ind w:firstLine="360"/>
+      </w:pPr>
+      <w:r>
+        <w:t>Sự phát triển rất nhanh của thiết bị điện thoại di động trong vài năm gần đây đã làm cho việc học tập trên nền tảng này được quan tâm hơn cả. Tuy nhiên, những phần mềm học tập tiếng Anh trên điện thoại di động chưa có nhiều, hoặc nếu có thì chưa thật sự đáp ứng đầy đủ nhu cầu của người học. Hầu hết các ứng dụng hiện nay vẫn yêu cầu người học đi theo các lộ trình cố định và thiếu đi tính tương tác với môi trường thực tế. Khi bắt gặp một đồ vật quen thuộc trong đời sống nhưng không biết tên tiếng Anh, người học thường mất nhiều thao tác để tra cứu hoặc bỏ qua, dẫn đến việc bỏ lỡ cơ hội ghi nhớ tự nhiên.</w:t>
+      </w:r>
+    </w:p>
+    <w:p>
+      <w:pPr>
+        <w:pStyle w:val="NormalWeb"/>
+        <w:ind w:firstLine="360"/>
+      </w:pPr>
+      <w:r>
+        <w:t>Nhận thấy những hạn chế đó, cùng với sự phát triển của Trí tuệ nhân tạo (AI), đề tài "Ứng dụng học từ vựng tiếng Anh trên điện thoại di động" được lựa chọn để nghiên cứu. Đề tài này hướng tới việc khắc phục nhược điểm của phương pháp cũ bằng cách cho phép người dùng học và luyện thi tiếng Anh theo ngữ cảnh thực tế.</w:t>
+      </w:r>
+    </w:p>
+    <w:p>
+      <w:pPr>
+        <w:pStyle w:val="Heading2"/>
+        <w:numPr>
+          <w:ilvl w:val="1"/>
+          <w:numId w:val="18"/>
+        </w:numPr>
+      </w:pPr>
+      <w:bookmarkStart w:id="55" w:name="_Toc164954903"/>
+      <w:r>
+        <w:rPr>
+          <w:lang w:val="vi-VN"/>
+        </w:rPr>
+        <w:t xml:space="preserve"> </w:t>
+      </w:r>
+      <w:bookmarkStart w:id="56" w:name="_Toc164955386"/>
+      <w:bookmarkStart w:id="57" w:name="_Toc164957119"/>
+      <w:bookmarkStart w:id="58" w:name="_Toc164957261"/>
+      <w:bookmarkStart w:id="59" w:name="_Toc164957340"/>
+      <w:bookmarkStart w:id="60" w:name="_Toc164957612"/>
+      <w:bookmarkStart w:id="61" w:name="_Toc164966937"/>
+      <w:r>
+        <w:t>MỤC TIÊU VÀ PHẠM VI NGHIÊN CỨU</w:t>
+      </w:r>
+      <w:bookmarkEnd w:id="55"/>
+      <w:bookmarkEnd w:id="56"/>
+      <w:bookmarkEnd w:id="57"/>
+      <w:bookmarkEnd w:id="58"/>
+      <w:bookmarkEnd w:id="59"/>
+      <w:bookmarkEnd w:id="60"/>
+      <w:bookmarkEnd w:id="61"/>
+      <w:r>
+        <w:t xml:space="preserve"> </w:t>
+      </w:r>
+    </w:p>
+    <w:p>
+      <w:pPr>
+        <w:pStyle w:val="Heading2"/>
+        <w:numPr>
+          <w:ilvl w:val="1"/>
+          <w:numId w:val="18"/>
+        </w:numPr>
+      </w:pPr>
+      <w:bookmarkStart w:id="62" w:name="_Toc164954904"/>
+      <w:bookmarkStart w:id="63" w:name="_Toc164955387"/>
+      <w:bookmarkStart w:id="64" w:name="_Toc164957120"/>
+      <w:bookmarkStart w:id="65" w:name="_Toc164957262"/>
+      <w:bookmarkStart w:id="66" w:name="_Toc164957341"/>
+      <w:bookmarkStart w:id="67" w:name="_Toc164957613"/>
+      <w:bookmarkStart w:id="68" w:name="_Toc164966938"/>
+      <w:r>
+        <w:t>Ý NGHĨA KHOA HỌC VÀ THỰC TIỄN CỦA ĐỀ TÀI</w:t>
+      </w:r>
+      <w:bookmarkEnd w:id="62"/>
+      <w:bookmarkEnd w:id="63"/>
+      <w:bookmarkEnd w:id="64"/>
+      <w:bookmarkEnd w:id="65"/>
+      <w:bookmarkEnd w:id="66"/>
+      <w:bookmarkEnd w:id="67"/>
+      <w:bookmarkEnd w:id="68"/>
+    </w:p>
+    <w:p>
+      <w:pPr>
+        <w:pStyle w:val="Heading1"/>
+        <w:numPr>
+          <w:ilvl w:val="0"/>
+          <w:numId w:val="19"/>
+        </w:numPr>
+      </w:pPr>
+      <w:r>
+        <w:br w:type="page"/>
+      </w:r>
+    </w:p>
+    <w:p>
+      <w:pPr>
+        <w:pStyle w:val="Heading1"/>
+        <w:numPr>
+          <w:ilvl w:val="0"/>
+          <w:numId w:val="20"/>
+        </w:numPr>
+      </w:pPr>
+      <w:bookmarkStart w:id="69" w:name="_Toc164966939"/>
+      <w:r>
+        <w:lastRenderedPageBreak/>
+        <w:t>TỔNG QUAN ĐỀ TÀI</w:t>
       </w:r>
       <w:bookmarkEnd w:id="42"/>
       <w:bookmarkEnd w:id="43"/>
@@ -11667,137 +11341,20 @@
       <w:bookmarkEnd w:id="45"/>
       <w:bookmarkEnd w:id="46"/>
       <w:bookmarkEnd w:id="47"/>
-      <w:bookmarkEnd w:id="48"/>
-      <w:r>
-        <w:tab/>
-      </w:r>
-    </w:p>
-    <w:p>
-      <w:pPr>
-        <w:pStyle w:val="Heading2"/>
-        <w:numPr>
-          <w:ilvl w:val="1"/>
-          <w:numId w:val="18"/>
-        </w:numPr>
-      </w:pPr>
-      <w:bookmarkStart w:id="49" w:name="_Toc164954903"/>
-      <w:r>
-        <w:rPr>
-          <w:lang w:val="vi-VN"/>
-        </w:rPr>
-        <w:t xml:space="preserve"> </w:t>
-      </w:r>
-      <w:bookmarkStart w:id="50" w:name="_Toc164955386"/>
-      <w:bookmarkStart w:id="51" w:name="_Toc164957119"/>
-      <w:bookmarkStart w:id="52" w:name="_Toc164957261"/>
-      <w:bookmarkStart w:id="53" w:name="_Toc164957340"/>
-      <w:bookmarkStart w:id="54" w:name="_Toc164957612"/>
-      <w:bookmarkStart w:id="55" w:name="_Toc164966937"/>
-      <w:r>
-        <w:t>MỤC TIÊU VÀ PHẠM VI NGHIÊN CỨU</w:t>
-      </w:r>
-      <w:bookmarkEnd w:id="49"/>
-      <w:bookmarkEnd w:id="50"/>
-      <w:bookmarkEnd w:id="51"/>
-      <w:bookmarkEnd w:id="52"/>
-      <w:bookmarkEnd w:id="53"/>
-      <w:bookmarkEnd w:id="54"/>
-      <w:bookmarkEnd w:id="55"/>
-      <w:r>
-        <w:t xml:space="preserve"> </w:t>
-      </w:r>
-    </w:p>
-    <w:p>
-      <w:pPr>
-        <w:pStyle w:val="Heading2"/>
-        <w:numPr>
-          <w:ilvl w:val="1"/>
-          <w:numId w:val="18"/>
-        </w:numPr>
-      </w:pPr>
-      <w:bookmarkStart w:id="56" w:name="_Toc164954904"/>
-      <w:bookmarkStart w:id="57" w:name="_Toc164955387"/>
-      <w:bookmarkStart w:id="58" w:name="_Toc164957120"/>
-      <w:bookmarkStart w:id="59" w:name="_Toc164957262"/>
-      <w:bookmarkStart w:id="60" w:name="_Toc164957341"/>
-      <w:bookmarkStart w:id="61" w:name="_Toc164957613"/>
-      <w:bookmarkStart w:id="62" w:name="_Toc164966938"/>
-      <w:r>
-        <w:t>Ý NGHĨA KHOA HỌC VÀ THỰC TIỄN CỦA ĐỀ TÀI</w:t>
-      </w:r>
-      <w:bookmarkEnd w:id="56"/>
-      <w:bookmarkEnd w:id="57"/>
-      <w:bookmarkEnd w:id="58"/>
-      <w:bookmarkEnd w:id="59"/>
-      <w:bookmarkEnd w:id="60"/>
-      <w:bookmarkEnd w:id="61"/>
-      <w:bookmarkEnd w:id="62"/>
-    </w:p>
-    <w:p>
-      <w:pPr>
-        <w:pStyle w:val="Heading1"/>
-        <w:numPr>
-          <w:ilvl w:val="0"/>
-          <w:numId w:val="19"/>
-        </w:numPr>
-      </w:pPr>
-      <w:r>
-        <w:br w:type="page"/>
-      </w:r>
-    </w:p>
-    <w:p>
-      <w:pPr>
-        <w:pStyle w:val="Heading1"/>
-        <w:numPr>
-          <w:ilvl w:val="0"/>
-          <w:numId w:val="20"/>
-        </w:numPr>
-      </w:pPr>
-      <w:bookmarkStart w:id="63" w:name="_Toc164966939"/>
-      <w:r>
-        <w:lastRenderedPageBreak/>
-        <w:t>TỔNG QUAN ĐỀ TÀI</w:t>
-      </w:r>
-      <w:bookmarkEnd w:id="36"/>
-      <w:bookmarkEnd w:id="37"/>
-      <w:bookmarkEnd w:id="38"/>
-      <w:bookmarkEnd w:id="39"/>
-      <w:bookmarkEnd w:id="40"/>
-      <w:bookmarkEnd w:id="41"/>
-      <w:bookmarkEnd w:id="63"/>
-    </w:p>
-    <w:p>
-      <w:pPr>
-        <w:pStyle w:val="Heading2"/>
-      </w:pPr>
-      <w:bookmarkStart w:id="64" w:name="_Toc164955389"/>
-      <w:bookmarkStart w:id="65" w:name="_Toc164957122"/>
-      <w:bookmarkStart w:id="66" w:name="_Toc164957264"/>
-      <w:bookmarkStart w:id="67" w:name="_Toc164957343"/>
-      <w:bookmarkStart w:id="68" w:name="_Toc164957615"/>
-      <w:bookmarkStart w:id="69" w:name="_Toc164966940"/>
-      <w:r>
-        <w:t>Phân tích, đánh giá các công trình nghiên cứu đã có liên quan đến đề tài nghiên cứu</w:t>
-      </w:r>
-      <w:bookmarkEnd w:id="64"/>
-      <w:bookmarkEnd w:id="65"/>
-      <w:bookmarkEnd w:id="66"/>
-      <w:bookmarkEnd w:id="67"/>
-      <w:bookmarkEnd w:id="68"/>
       <w:bookmarkEnd w:id="69"/>
     </w:p>
     <w:p>
       <w:pPr>
         <w:pStyle w:val="Heading2"/>
       </w:pPr>
-      <w:bookmarkStart w:id="70" w:name="_Toc164955390"/>
-      <w:bookmarkStart w:id="71" w:name="_Toc164957123"/>
-      <w:bookmarkStart w:id="72" w:name="_Toc164957265"/>
-      <w:bookmarkStart w:id="73" w:name="_Toc164957344"/>
-      <w:bookmarkStart w:id="74" w:name="_Toc164957616"/>
-      <w:bookmarkStart w:id="75" w:name="_Toc164966941"/>
-      <w:r>
-        <w:t>Nêu những vấn đề còn tồn tại</w:t>
+      <w:bookmarkStart w:id="70" w:name="_Toc164955389"/>
+      <w:bookmarkStart w:id="71" w:name="_Toc164957122"/>
+      <w:bookmarkStart w:id="72" w:name="_Toc164957264"/>
+      <w:bookmarkStart w:id="73" w:name="_Toc164957343"/>
+      <w:bookmarkStart w:id="74" w:name="_Toc164957615"/>
+      <w:bookmarkStart w:id="75" w:name="_Toc164966940"/>
+      <w:r>
+        <w:t>Phân tích, đánh giá các công trình nghiên cứu đã có liên quan đến đề tài nghiên cứu</w:t>
       </w:r>
       <w:bookmarkEnd w:id="70"/>
       <w:bookmarkEnd w:id="71"/>
@@ -11810,23 +11367,14 @@
       <w:pPr>
         <w:pStyle w:val="Heading2"/>
       </w:pPr>
-      <w:bookmarkStart w:id="76" w:name="_Toc164955391"/>
-      <w:bookmarkStart w:id="77" w:name="_Toc164957124"/>
-      <w:bookmarkStart w:id="78" w:name="_Toc164957266"/>
-      <w:bookmarkStart w:id="79" w:name="_Toc164957345"/>
-      <w:bookmarkStart w:id="80" w:name="_Toc164957617"/>
-      <w:bookmarkStart w:id="81" w:name="_Toc164966942"/>
-      <w:r>
-        <w:t xml:space="preserve">Chỉ ra những vấn đề mà </w:t>
-      </w:r>
-      <w:r>
-        <w:rPr>
-          <w:lang w:val="vi-VN"/>
-        </w:rPr>
-        <w:t>tiểu luận</w:t>
-      </w:r>
-      <w:r>
-        <w:t xml:space="preserve"> cần tập trung nghiên cứu, giải quyết</w:t>
+      <w:bookmarkStart w:id="76" w:name="_Toc164955390"/>
+      <w:bookmarkStart w:id="77" w:name="_Toc164957123"/>
+      <w:bookmarkStart w:id="78" w:name="_Toc164957265"/>
+      <w:bookmarkStart w:id="79" w:name="_Toc164957344"/>
+      <w:bookmarkStart w:id="80" w:name="_Toc164957616"/>
+      <w:bookmarkStart w:id="81" w:name="_Toc164966941"/>
+      <w:r>
+        <w:t>Nêu những vấn đề còn tồn tại</w:t>
       </w:r>
       <w:bookmarkEnd w:id="76"/>
       <w:bookmarkEnd w:id="77"/>
@@ -11837,73 +11385,25 @@
     </w:p>
     <w:p>
       <w:pPr>
-        <w:spacing w:after="120" w:line="360" w:lineRule="auto"/>
-        <w:jc w:val="both"/>
-        <w:rPr>
-          <w:rFonts w:eastAsiaTheme="majorEastAsia" w:cs="Times New Roman"/>
-          <w:color w:val="000000" w:themeColor="text1"/>
-          <w:szCs w:val="26"/>
-        </w:rPr>
-        <w:sectPr>
-          <w:headerReference w:type="default" r:id="rId11"/>
-          <w:pgSz w:w="11906" w:h="16838" w:code="9"/>
-          <w:pgMar w:top="1701" w:right="1134" w:bottom="1701" w:left="1985" w:header="709" w:footer="709" w:gutter="0"/>
-          <w:cols w:space="708"/>
-          <w:docGrid w:linePitch="360"/>
-        </w:sectPr>
-      </w:pPr>
-    </w:p>
-    <w:p>
-      <w:pPr>
-        <w:pStyle w:val="Heading1"/>
-      </w:pPr>
-      <w:bookmarkStart w:id="82" w:name="_Toc164954906"/>
-      <w:bookmarkStart w:id="83" w:name="_Toc164955392"/>
-      <w:bookmarkStart w:id="84" w:name="_Toc164957125"/>
-      <w:bookmarkStart w:id="85" w:name="_Toc164957267"/>
-      <w:bookmarkStart w:id="86" w:name="_Toc164957346"/>
-      <w:bookmarkStart w:id="87" w:name="_Toc164957618"/>
-      <w:bookmarkStart w:id="88" w:name="_Toc164966943"/>
-      <w:r>
-        <w:lastRenderedPageBreak/>
-        <w:t xml:space="preserve">PHƯƠNG PHÁP </w:t>
-      </w:r>
-      <w:r>
-        <w:t>VÀ</w:t>
+        <w:pStyle w:val="Heading2"/>
+      </w:pPr>
+      <w:bookmarkStart w:id="82" w:name="_Toc164955391"/>
+      <w:bookmarkStart w:id="83" w:name="_Toc164957124"/>
+      <w:bookmarkStart w:id="84" w:name="_Toc164957266"/>
+      <w:bookmarkStart w:id="85" w:name="_Toc164957345"/>
+      <w:bookmarkStart w:id="86" w:name="_Toc164957617"/>
+      <w:bookmarkStart w:id="87" w:name="_Toc164966942"/>
+      <w:r>
+        <w:t xml:space="preserve">Chỉ ra những vấn đề mà </w:t>
       </w:r>
       <w:r>
         <w:rPr>
           <w:lang w:val="vi-VN"/>
         </w:rPr>
-        <w:t xml:space="preserve"> </w:t>
-      </w:r>
-      <w:r>
-        <w:rPr>
-          <w:rFonts w:cs="Times New Roman"/>
-          <w:color w:val="000000" w:themeColor="text1"/>
-        </w:rPr>
-        <w:t>NỘI</w:t>
-      </w:r>
-      <w:r>
-        <w:rPr>
-          <w:rFonts w:cs="Times New Roman"/>
-          <w:color w:val="000000" w:themeColor="text1"/>
-          <w:lang w:val="vi-VN"/>
-        </w:rPr>
-        <w:t xml:space="preserve"> DUNG</w:t>
-      </w:r>
-      <w:r>
-        <w:rPr>
-          <w:rFonts w:cs="Times New Roman"/>
-          <w:color w:val="000000" w:themeColor="text1"/>
-        </w:rPr>
-        <w:t xml:space="preserve"> </w:t>
-      </w:r>
-      <w:r>
-        <w:t xml:space="preserve">NGHIÊN </w:t>
-      </w:r>
-      <w:r>
-        <w:t>CỨU</w:t>
+        <w:t>tiểu luận</w:t>
+      </w:r>
+      <w:r>
+        <w:t xml:space="preserve"> cần tập trung nghiên cứu, giải quyết</w:t>
       </w:r>
       <w:bookmarkEnd w:id="82"/>
       <w:bookmarkEnd w:id="83"/>
@@ -11911,40 +11411,117 @@
       <w:bookmarkEnd w:id="85"/>
       <w:bookmarkEnd w:id="86"/>
       <w:bookmarkEnd w:id="87"/>
-      <w:bookmarkEnd w:id="88"/>
     </w:p>
     <w:p>
       <w:pPr>
-        <w:pStyle w:val="Heading2"/>
-        <w:spacing w:before="0" w:line="360" w:lineRule="auto"/>
+        <w:spacing w:after="120" w:line="360" w:lineRule="auto"/>
         <w:jc w:val="both"/>
-      </w:pPr>
-      <w:bookmarkStart w:id="89" w:name="_Toc164954907"/>
-      <w:bookmarkStart w:id="90" w:name="_Toc164955393"/>
-      <w:bookmarkStart w:id="91" w:name="_Toc164957126"/>
-      <w:bookmarkStart w:id="92" w:name="_Toc164957268"/>
-      <w:bookmarkStart w:id="93" w:name="_Toc164957347"/>
-      <w:bookmarkStart w:id="94" w:name="_Toc164957619"/>
-      <w:bookmarkStart w:id="95" w:name="_Toc164966944"/>
-      <w:r>
-        <w:t>Trình bày c</w:t>
-      </w:r>
-      <w:r>
-        <w:rPr>
-          <w:rFonts w:hint="eastAsia"/>
-        </w:rPr>
-        <w:t>ơ</w:t>
-      </w:r>
-      <w:r>
-        <w:t xml:space="preserve"> sở lí thuyết, lí luận, giả thiết khoa học</w:t>
-      </w:r>
+        <w:rPr>
+          <w:rFonts w:eastAsiaTheme="majorEastAsia" w:cs="Times New Roman"/>
+          <w:color w:val="000000" w:themeColor="text1"/>
+          <w:szCs w:val="26"/>
+        </w:rPr>
+        <w:sectPr>
+          <w:headerReference w:type="default" r:id="rId10"/>
+          <w:pgSz w:w="11906" w:h="16838" w:code="9"/>
+          <w:pgMar w:top="1701" w:right="1134" w:bottom="1701" w:left="1985" w:header="709" w:footer="709" w:gutter="0"/>
+          <w:cols w:space="708"/>
+          <w:docGrid w:linePitch="360"/>
+        </w:sectPr>
+      </w:pPr>
+    </w:p>
+    <w:p>
+      <w:pPr>
+        <w:pStyle w:val="Heading1"/>
+      </w:pPr>
+      <w:bookmarkStart w:id="88" w:name="_Toc164954906"/>
+      <w:bookmarkStart w:id="89" w:name="_Toc164955392"/>
+      <w:bookmarkStart w:id="90" w:name="_Toc164957125"/>
+      <w:bookmarkStart w:id="91" w:name="_Toc164957267"/>
+      <w:bookmarkStart w:id="92" w:name="_Toc164957346"/>
+      <w:bookmarkStart w:id="93" w:name="_Toc164957618"/>
+      <w:bookmarkStart w:id="94" w:name="_Toc164966943"/>
+      <w:r>
+        <w:lastRenderedPageBreak/>
+        <w:t xml:space="preserve">PHƯƠNG PHÁP </w:t>
+      </w:r>
+      <w:r>
+        <w:t>VÀ</w:t>
+      </w:r>
+      <w:r>
+        <w:rPr>
+          <w:lang w:val="vi-VN"/>
+        </w:rPr>
+        <w:t xml:space="preserve"> </w:t>
+      </w:r>
+      <w:r>
+        <w:rPr>
+          <w:rFonts w:cs="Times New Roman"/>
+          <w:color w:val="000000" w:themeColor="text1"/>
+        </w:rPr>
+        <w:t>NỘI</w:t>
+      </w:r>
+      <w:r>
+        <w:rPr>
+          <w:rFonts w:cs="Times New Roman"/>
+          <w:color w:val="000000" w:themeColor="text1"/>
+          <w:lang w:val="vi-VN"/>
+        </w:rPr>
+        <w:t xml:space="preserve"> DUNG</w:t>
+      </w:r>
+      <w:r>
+        <w:rPr>
+          <w:rFonts w:cs="Times New Roman"/>
+          <w:color w:val="000000" w:themeColor="text1"/>
+        </w:rPr>
+        <w:t xml:space="preserve"> </w:t>
+      </w:r>
+      <w:r>
+        <w:t xml:space="preserve">NGHIÊN </w:t>
+      </w:r>
+      <w:r>
+        <w:t>CỨU</w:t>
+      </w:r>
+      <w:bookmarkEnd w:id="88"/>
       <w:bookmarkEnd w:id="89"/>
       <w:bookmarkEnd w:id="90"/>
       <w:bookmarkEnd w:id="91"/>
       <w:bookmarkEnd w:id="92"/>
       <w:bookmarkEnd w:id="93"/>
       <w:bookmarkEnd w:id="94"/>
+    </w:p>
+    <w:p>
+      <w:pPr>
+        <w:pStyle w:val="Heading2"/>
+        <w:spacing w:before="0" w:line="360" w:lineRule="auto"/>
+        <w:jc w:val="both"/>
+      </w:pPr>
+      <w:bookmarkStart w:id="95" w:name="_Toc164954907"/>
+      <w:bookmarkStart w:id="96" w:name="_Toc164955393"/>
+      <w:bookmarkStart w:id="97" w:name="_Toc164957126"/>
+      <w:bookmarkStart w:id="98" w:name="_Toc164957268"/>
+      <w:bookmarkStart w:id="99" w:name="_Toc164957347"/>
+      <w:bookmarkStart w:id="100" w:name="_Toc164957619"/>
+      <w:bookmarkStart w:id="101" w:name="_Toc164966944"/>
+      <w:r>
+        <w:t>Trình bày c</w:t>
+      </w:r>
+      <w:r>
+        <w:rPr>
+          <w:rFonts w:hint="eastAsia"/>
+        </w:rPr>
+        <w:t>ơ</w:t>
+      </w:r>
+      <w:r>
+        <w:t xml:space="preserve"> sở lí thuyết, lí luận, giả thiết khoa học</w:t>
+      </w:r>
       <w:bookmarkEnd w:id="95"/>
+      <w:bookmarkEnd w:id="96"/>
+      <w:bookmarkEnd w:id="97"/>
+      <w:bookmarkEnd w:id="98"/>
+      <w:bookmarkEnd w:id="99"/>
+      <w:bookmarkEnd w:id="100"/>
+      <w:bookmarkEnd w:id="101"/>
     </w:p>
     <w:p/>
     <w:p>
@@ -12099,7 +11676,7 @@
                     <pic:cNvPicPr/>
                   </pic:nvPicPr>
                   <pic:blipFill>
-                    <a:blip r:embed="rId12" cstate="print">
+                    <a:blip r:embed="rId11" cstate="print">
                       <a:extLst>
                         <a:ext uri="{28A0092B-C50C-407E-A947-70E740481C1C}">
                           <a14:useLocalDpi xmlns:a14="http://schemas.microsoft.com/office/drawing/2010/main" val="0"/>
@@ -12138,7 +11715,7 @@
           <w:szCs w:val="26"/>
         </w:rPr>
       </w:pPr>
-      <w:bookmarkStart w:id="96" w:name="_Toc98229800"/>
+      <w:bookmarkStart w:id="102" w:name="_Toc98229800"/>
       <w:r>
         <w:rPr>
           <w:rFonts w:cs="Times New Roman"/>
@@ -12203,7 +11780,7 @@
         </w:rPr>
         <w:t xml:space="preserve"> </w:t>
       </w:r>
-      <w:bookmarkEnd w:id="96"/>
+      <w:bookmarkEnd w:id="102"/>
       <w:r>
         <w:rPr>
           <w:rFonts w:ascii="Calibri" w:hAnsi="Calibri" w:cs="Calibri"/>
@@ -12277,7 +11854,7 @@
           <w:lang w:val="en-GB"/>
         </w:rPr>
       </w:pPr>
-      <w:bookmarkStart w:id="97" w:name="_Toc164954908"/>
+      <w:bookmarkStart w:id="103" w:name="_Toc164954908"/>
       <w:r>
         <w:rPr>
           <w:rFonts w:cs="Times New Roman"/>
@@ -12285,12 +11862,12 @@
         </w:rPr>
         <w:t xml:space="preserve"> </w:t>
       </w:r>
-      <w:bookmarkStart w:id="98" w:name="_Toc164955394"/>
-      <w:bookmarkStart w:id="99" w:name="_Toc164957127"/>
-      <w:bookmarkStart w:id="100" w:name="_Toc164957269"/>
-      <w:bookmarkStart w:id="101" w:name="_Toc164957348"/>
-      <w:bookmarkStart w:id="102" w:name="_Toc164957620"/>
-      <w:bookmarkStart w:id="103" w:name="_Toc164966945"/>
+      <w:bookmarkStart w:id="104" w:name="_Toc164955394"/>
+      <w:bookmarkStart w:id="105" w:name="_Toc164957127"/>
+      <w:bookmarkStart w:id="106" w:name="_Toc164957269"/>
+      <w:bookmarkStart w:id="107" w:name="_Toc164957348"/>
+      <w:bookmarkStart w:id="108" w:name="_Toc164957620"/>
+      <w:bookmarkStart w:id="109" w:name="_Toc164966945"/>
       <w:r>
         <w:t>Trình bày</w:t>
       </w:r>
@@ -12318,94 +11895,68 @@
         </w:rPr>
         <w:t xml:space="preserve"> luận</w:t>
       </w:r>
-      <w:bookmarkEnd w:id="97"/>
-      <w:bookmarkEnd w:id="98"/>
-      <w:bookmarkEnd w:id="99"/>
-      <w:bookmarkEnd w:id="100"/>
-      <w:bookmarkEnd w:id="101"/>
-      <w:bookmarkEnd w:id="102"/>
       <w:bookmarkEnd w:id="103"/>
-      <w:r>
-        <w:rPr>
-          <w:lang w:val="en-GB"/>
-        </w:rPr>
-        <w:br w:type="page"/>
-      </w:r>
-    </w:p>
-    <w:p>
-      <w:pPr>
-        <w:pStyle w:val="Heading1"/>
-        <w:rPr>
-          <w:lang w:val="en-GB"/>
-        </w:rPr>
-      </w:pPr>
-      <w:bookmarkStart w:id="104" w:name="_Toc164954909"/>
-      <w:bookmarkStart w:id="105" w:name="_Toc164955395"/>
-      <w:bookmarkStart w:id="106" w:name="_Toc164957128"/>
-      <w:bookmarkStart w:id="107" w:name="_Toc164957270"/>
-      <w:bookmarkStart w:id="108" w:name="_Toc164957349"/>
-      <w:bookmarkStart w:id="109" w:name="_Toc164957621"/>
-      <w:bookmarkStart w:id="110" w:name="_Toc164966946"/>
-      <w:r>
-        <w:rPr>
-          <w:rFonts w:cs="Times New Roman"/>
-        </w:rPr>
-        <w:lastRenderedPageBreak/>
-        <w:t>G</w:t>
-      </w:r>
-      <w:r>
-        <w:rPr>
-          <w:rFonts w:cs="Times New Roman"/>
-          <w:lang w:val="vi-VN"/>
-        </w:rPr>
-        <w:t xml:space="preserve">IẢI </w:t>
-      </w:r>
-      <w:r>
-        <w:rPr>
-          <w:rFonts w:cs="Times New Roman"/>
-        </w:rPr>
-        <w:t>PHÁP CHO</w:t>
-      </w:r>
-      <w:r>
-        <w:rPr>
-          <w:rFonts w:cs="Times New Roman"/>
-          <w:lang w:val="vi-VN"/>
-        </w:rPr>
-        <w:t xml:space="preserve"> BÀI TOÁN/VẤN ĐỀ/MÔ HÌNH</w:t>
-      </w:r>
       <w:bookmarkEnd w:id="104"/>
       <w:bookmarkEnd w:id="105"/>
       <w:bookmarkEnd w:id="106"/>
       <w:bookmarkEnd w:id="107"/>
       <w:bookmarkEnd w:id="108"/>
       <w:bookmarkEnd w:id="109"/>
-      <w:bookmarkEnd w:id="110"/>
+      <w:r>
+        <w:rPr>
+          <w:lang w:val="en-GB"/>
+        </w:rPr>
+        <w:br w:type="page"/>
+      </w:r>
     </w:p>
     <w:p>
       <w:pPr>
-        <w:pStyle w:val="Heading2"/>
-        <w:numPr>
-          <w:ilvl w:val="1"/>
-          <w:numId w:val="14"/>
-        </w:numPr>
-      </w:pPr>
-      <w:bookmarkStart w:id="111" w:name="_Toc164954910"/>
-      <w:bookmarkStart w:id="112" w:name="_Toc164955396"/>
-      <w:bookmarkStart w:id="113" w:name="_Toc164957129"/>
-      <w:bookmarkStart w:id="114" w:name="_Toc164957271"/>
-      <w:bookmarkStart w:id="115" w:name="_Toc164957350"/>
-      <w:bookmarkStart w:id="116" w:name="_Toc164957622"/>
-      <w:bookmarkStart w:id="117" w:name="_Toc164966947"/>
-      <w:r>
-        <w:t>Phát biểu mô hình/bài toán trong đề tài: cụ thể, rõ ràng, có thể phát biểu bằng ngôn ngữ tự nhiên, hay mô hình toán học, …</w:t>
-      </w:r>
+        <w:pStyle w:val="Heading1"/>
+        <w:rPr>
+          <w:lang w:val="en-GB"/>
+        </w:rPr>
+      </w:pPr>
+      <w:bookmarkStart w:id="110" w:name="_Toc164954909"/>
+      <w:bookmarkStart w:id="111" w:name="_Toc164955395"/>
+      <w:bookmarkStart w:id="112" w:name="_Toc164957128"/>
+      <w:bookmarkStart w:id="113" w:name="_Toc164957270"/>
+      <w:bookmarkStart w:id="114" w:name="_Toc164957349"/>
+      <w:bookmarkStart w:id="115" w:name="_Toc164957621"/>
+      <w:bookmarkStart w:id="116" w:name="_Toc164966946"/>
+      <w:r>
+        <w:rPr>
+          <w:rFonts w:cs="Times New Roman"/>
+        </w:rPr>
+        <w:lastRenderedPageBreak/>
+        <w:t>G</w:t>
+      </w:r>
+      <w:r>
+        <w:rPr>
+          <w:rFonts w:cs="Times New Roman"/>
+          <w:lang w:val="vi-VN"/>
+        </w:rPr>
+        <w:t xml:space="preserve">IẢI </w:t>
+      </w:r>
+      <w:r>
+        <w:rPr>
+          <w:rFonts w:cs="Times New Roman"/>
+        </w:rPr>
+        <w:t>PHÁP CHO</w:t>
+      </w:r>
+      <w:r>
+        <w:rPr>
+          <w:rFonts w:cs="Times New Roman"/>
+          <w:lang w:val="vi-VN"/>
+        </w:rPr>
+        <w:t xml:space="preserve"> BÀI TOÁN/VẤN ĐỀ/MÔ HÌNH</w:t>
+      </w:r>
+      <w:bookmarkEnd w:id="110"/>
       <w:bookmarkEnd w:id="111"/>
       <w:bookmarkEnd w:id="112"/>
       <w:bookmarkEnd w:id="113"/>
       <w:bookmarkEnd w:id="114"/>
       <w:bookmarkEnd w:id="115"/>
       <w:bookmarkEnd w:id="116"/>
-      <w:bookmarkEnd w:id="117"/>
     </w:p>
     <w:p>
       <w:pPr>
@@ -12415,42 +11966,68 @@
           <w:numId w:val="14"/>
         </w:numPr>
       </w:pPr>
-      <w:bookmarkStart w:id="118" w:name="_Toc164954911"/>
-      <w:bookmarkStart w:id="119" w:name="_Toc164955397"/>
-      <w:bookmarkStart w:id="120" w:name="_Toc164957130"/>
-      <w:bookmarkStart w:id="121" w:name="_Toc164957272"/>
-      <w:bookmarkStart w:id="122" w:name="_Toc164957351"/>
-      <w:bookmarkStart w:id="123" w:name="_Toc164957623"/>
-      <w:bookmarkStart w:id="124" w:name="_Toc164966948"/>
-      <w:r>
-        <w:t>G</w:t>
-      </w:r>
-      <w:r>
-        <w:rPr>
-          <w:lang w:val="vi-VN"/>
-        </w:rPr>
-        <w:t xml:space="preserve">iải pháp cụ thể để giải quyết </w:t>
-      </w:r>
-      <w:r>
-        <w:rPr>
-          <w:bCs/>
-          <w:lang w:val="vi-VN"/>
-        </w:rPr>
-        <w:t>mô hình/bài toán</w:t>
-      </w:r>
-      <w:r>
-        <w:rPr>
-          <w:lang w:val="vi-VN"/>
-        </w:rPr>
-        <w:t>:</w:t>
-      </w:r>
+      <w:bookmarkStart w:id="117" w:name="_Toc164954910"/>
+      <w:bookmarkStart w:id="118" w:name="_Toc164955396"/>
+      <w:bookmarkStart w:id="119" w:name="_Toc164957129"/>
+      <w:bookmarkStart w:id="120" w:name="_Toc164957271"/>
+      <w:bookmarkStart w:id="121" w:name="_Toc164957350"/>
+      <w:bookmarkStart w:id="122" w:name="_Toc164957622"/>
+      <w:bookmarkStart w:id="123" w:name="_Toc164966947"/>
+      <w:r>
+        <w:t>Phát biểu mô hình/bài toán trong đề tài: cụ thể, rõ ràng, có thể phát biểu bằng ngôn ngữ tự nhiên, hay mô hình toán học, …</w:t>
+      </w:r>
+      <w:bookmarkEnd w:id="117"/>
       <w:bookmarkEnd w:id="118"/>
       <w:bookmarkEnd w:id="119"/>
       <w:bookmarkEnd w:id="120"/>
       <w:bookmarkEnd w:id="121"/>
       <w:bookmarkEnd w:id="122"/>
       <w:bookmarkEnd w:id="123"/>
+    </w:p>
+    <w:p>
+      <w:pPr>
+        <w:pStyle w:val="Heading2"/>
+        <w:numPr>
+          <w:ilvl w:val="1"/>
+          <w:numId w:val="14"/>
+        </w:numPr>
+      </w:pPr>
+      <w:bookmarkStart w:id="124" w:name="_Toc164954911"/>
+      <w:bookmarkStart w:id="125" w:name="_Toc164955397"/>
+      <w:bookmarkStart w:id="126" w:name="_Toc164957130"/>
+      <w:bookmarkStart w:id="127" w:name="_Toc164957272"/>
+      <w:bookmarkStart w:id="128" w:name="_Toc164957351"/>
+      <w:bookmarkStart w:id="129" w:name="_Toc164957623"/>
+      <w:bookmarkStart w:id="130" w:name="_Toc164966948"/>
+      <w:r>
+        <w:t>G</w:t>
+      </w:r>
+      <w:r>
+        <w:rPr>
+          <w:lang w:val="vi-VN"/>
+        </w:rPr>
+        <w:t xml:space="preserve">iải pháp cụ thể để giải quyết </w:t>
+      </w:r>
+      <w:r>
+        <w:rPr>
+          <w:bCs/>
+          <w:lang w:val="vi-VN"/>
+        </w:rPr>
+        <w:t>mô hình/bài toán</w:t>
+      </w:r>
+      <w:r>
+        <w:rPr>
+          <w:lang w:val="vi-VN"/>
+        </w:rPr>
+        <w:t>:</w:t>
+      </w:r>
       <w:bookmarkEnd w:id="124"/>
+      <w:bookmarkEnd w:id="125"/>
+      <w:bookmarkEnd w:id="126"/>
+      <w:bookmarkEnd w:id="127"/>
+      <w:bookmarkEnd w:id="128"/>
+      <w:bookmarkEnd w:id="129"/>
+      <w:bookmarkEnd w:id="130"/>
       <w:r>
         <w:rPr>
           <w:lang w:val="vi-VN"/>
@@ -12629,7 +12206,7 @@
                     <pic:cNvPicPr/>
                   </pic:nvPicPr>
                   <pic:blipFill>
-                    <a:blip r:embed="rId13" cstate="print">
+                    <a:blip r:embed="rId12" cstate="print">
                       <a:extLst>
                         <a:ext uri="{28A0092B-C50C-407E-A947-70E740481C1C}">
                           <a14:useLocalDpi xmlns:a14="http://schemas.microsoft.com/office/drawing/2010/main" val="0"/>
@@ -12833,7 +12410,7 @@
                     <pic:cNvPicPr/>
                   </pic:nvPicPr>
                   <pic:blipFill>
-                    <a:blip r:embed="rId14">
+                    <a:blip r:embed="rId13">
                       <a:extLst>
                         <a:ext uri="{28A0092B-C50C-407E-A947-70E740481C1C}">
                           <a14:useLocalDpi xmlns:a14="http://schemas.microsoft.com/office/drawing/2010/main" val="0"/>
@@ -13023,13 +12600,13 @@
           <w:szCs w:val="24"/>
         </w:rPr>
       </w:pPr>
-      <w:bookmarkStart w:id="125" w:name="_Toc164954912"/>
-      <w:bookmarkStart w:id="126" w:name="_Toc164955398"/>
-      <w:bookmarkStart w:id="127" w:name="_Toc164957131"/>
-      <w:bookmarkStart w:id="128" w:name="_Toc164957273"/>
-      <w:bookmarkStart w:id="129" w:name="_Toc164957352"/>
-      <w:bookmarkStart w:id="130" w:name="_Toc164957624"/>
-      <w:bookmarkStart w:id="131" w:name="_Toc164966949"/>
+      <w:bookmarkStart w:id="131" w:name="_Toc164954912"/>
+      <w:bookmarkStart w:id="132" w:name="_Toc164955398"/>
+      <w:bookmarkStart w:id="133" w:name="_Toc164957131"/>
+      <w:bookmarkStart w:id="134" w:name="_Toc164957273"/>
+      <w:bookmarkStart w:id="135" w:name="_Toc164957352"/>
+      <w:bookmarkStart w:id="136" w:name="_Toc164957624"/>
+      <w:bookmarkStart w:id="137" w:name="_Toc164966949"/>
       <w:r>
         <w:rPr>
           <w:rFonts w:eastAsia="Times New Roman" w:cs="Times New Roman"/>
@@ -13064,13 +12641,13 @@
         </w:rPr>
         <w:t>HIỆN THỰC GIẢI PHÁP</w:t>
       </w:r>
-      <w:bookmarkEnd w:id="125"/>
-      <w:bookmarkEnd w:id="126"/>
-      <w:bookmarkEnd w:id="127"/>
-      <w:bookmarkEnd w:id="128"/>
-      <w:bookmarkEnd w:id="129"/>
-      <w:bookmarkEnd w:id="130"/>
       <w:bookmarkEnd w:id="131"/>
+      <w:bookmarkEnd w:id="132"/>
+      <w:bookmarkEnd w:id="133"/>
+      <w:bookmarkEnd w:id="134"/>
+      <w:bookmarkEnd w:id="135"/>
+      <w:bookmarkEnd w:id="136"/>
+      <w:bookmarkEnd w:id="137"/>
     </w:p>
     <w:p>
       <w:pPr>
@@ -13275,7 +12852,7 @@
                     <pic:cNvPicPr/>
                   </pic:nvPicPr>
                   <pic:blipFill>
-                    <a:blip r:embed="rId15">
+                    <a:blip r:embed="rId14">
                       <a:extLst>
                         <a:ext uri="{28A0092B-C50C-407E-A947-70E740481C1C}">
                           <a14:useLocalDpi xmlns:a14="http://schemas.microsoft.com/office/drawing/2010/main" val="0"/>
@@ -13607,13 +13184,13 @@
           <w:lang w:val="vi-VN"/>
         </w:rPr>
       </w:pPr>
-      <w:bookmarkStart w:id="132" w:name="_Toc164954913"/>
-      <w:bookmarkStart w:id="133" w:name="_Toc164955399"/>
-      <w:bookmarkStart w:id="134" w:name="_Toc164957132"/>
-      <w:bookmarkStart w:id="135" w:name="_Toc164957274"/>
-      <w:bookmarkStart w:id="136" w:name="_Toc164957353"/>
-      <w:bookmarkStart w:id="137" w:name="_Toc164957625"/>
-      <w:bookmarkStart w:id="138" w:name="_Toc164966950"/>
+      <w:bookmarkStart w:id="138" w:name="_Toc164954913"/>
+      <w:bookmarkStart w:id="139" w:name="_Toc164955399"/>
+      <w:bookmarkStart w:id="140" w:name="_Toc164957132"/>
+      <w:bookmarkStart w:id="141" w:name="_Toc164957274"/>
+      <w:bookmarkStart w:id="142" w:name="_Toc164957353"/>
+      <w:bookmarkStart w:id="143" w:name="_Toc164957625"/>
+      <w:bookmarkStart w:id="144" w:name="_Toc164966950"/>
       <w:r>
         <w:rPr>
           <w:lang w:val="en-GB"/>
@@ -13627,39 +13204,39 @@
         </w:rPr>
         <w:t>, KẾT LUẬN VÀ KIẾN NGHỊ</w:t>
       </w:r>
-      <w:bookmarkEnd w:id="132"/>
-      <w:bookmarkEnd w:id="133"/>
-      <w:bookmarkEnd w:id="134"/>
-      <w:bookmarkEnd w:id="135"/>
-      <w:bookmarkEnd w:id="136"/>
-      <w:bookmarkEnd w:id="137"/>
       <w:bookmarkEnd w:id="138"/>
-    </w:p>
-    <w:p>
-      <w:pPr>
-        <w:pStyle w:val="Heading2"/>
-        <w:numPr>
-          <w:ilvl w:val="1"/>
-          <w:numId w:val="12"/>
-        </w:numPr>
-      </w:pPr>
-      <w:bookmarkStart w:id="139" w:name="_Toc164954914"/>
-      <w:bookmarkStart w:id="140" w:name="_Toc164955400"/>
-      <w:bookmarkStart w:id="141" w:name="_Toc164957133"/>
-      <w:bookmarkStart w:id="142" w:name="_Toc164957275"/>
-      <w:bookmarkStart w:id="143" w:name="_Toc164957354"/>
-      <w:bookmarkStart w:id="144" w:name="_Toc164957626"/>
-      <w:bookmarkStart w:id="145" w:name="_Toc164966951"/>
-      <w:r>
-        <w:t>KẾT QUẢ</w:t>
-      </w:r>
       <w:bookmarkEnd w:id="139"/>
       <w:bookmarkEnd w:id="140"/>
       <w:bookmarkEnd w:id="141"/>
       <w:bookmarkEnd w:id="142"/>
       <w:bookmarkEnd w:id="143"/>
       <w:bookmarkEnd w:id="144"/>
+    </w:p>
+    <w:p>
+      <w:pPr>
+        <w:pStyle w:val="Heading2"/>
+        <w:numPr>
+          <w:ilvl w:val="1"/>
+          <w:numId w:val="12"/>
+        </w:numPr>
+      </w:pPr>
+      <w:bookmarkStart w:id="145" w:name="_Toc164954914"/>
+      <w:bookmarkStart w:id="146" w:name="_Toc164955400"/>
+      <w:bookmarkStart w:id="147" w:name="_Toc164957133"/>
+      <w:bookmarkStart w:id="148" w:name="_Toc164957275"/>
+      <w:bookmarkStart w:id="149" w:name="_Toc164957354"/>
+      <w:bookmarkStart w:id="150" w:name="_Toc164957626"/>
+      <w:bookmarkStart w:id="151" w:name="_Toc164966951"/>
+      <w:r>
+        <w:t>KẾT QUẢ</w:t>
+      </w:r>
       <w:bookmarkEnd w:id="145"/>
+      <w:bookmarkEnd w:id="146"/>
+      <w:bookmarkEnd w:id="147"/>
+      <w:bookmarkEnd w:id="148"/>
+      <w:bookmarkEnd w:id="149"/>
+      <w:bookmarkEnd w:id="150"/>
+      <w:bookmarkEnd w:id="151"/>
       <w:r>
         <w:t xml:space="preserve"> </w:t>
       </w:r>
@@ -13845,9 +13422,9 @@
           <w:lang w:val="vi-VN"/>
         </w:rPr>
       </w:pPr>
-      <w:bookmarkStart w:id="146" w:name="_Toc164954915"/>
-      <w:bookmarkStart w:id="147" w:name="_Toc164955401"/>
-      <w:bookmarkStart w:id="148" w:name="_Toc164957134"/>
+      <w:bookmarkStart w:id="152" w:name="_Toc164954915"/>
+      <w:bookmarkStart w:id="153" w:name="_Toc164955401"/>
+      <w:bookmarkStart w:id="154" w:name="_Toc164957134"/>
       <w:r>
         <w:rPr>
           <w:rFonts w:cs="Times New Roman"/>
@@ -13855,10 +13432,10 @@
         </w:rPr>
         <w:t xml:space="preserve"> </w:t>
       </w:r>
-      <w:bookmarkStart w:id="149" w:name="_Toc164957276"/>
-      <w:bookmarkStart w:id="150" w:name="_Toc164957355"/>
-      <w:bookmarkStart w:id="151" w:name="_Toc164957627"/>
-      <w:bookmarkStart w:id="152" w:name="_Toc164966952"/>
+      <w:bookmarkStart w:id="155" w:name="_Toc164957276"/>
+      <w:bookmarkStart w:id="156" w:name="_Toc164957355"/>
+      <w:bookmarkStart w:id="157" w:name="_Toc164957627"/>
+      <w:bookmarkStart w:id="158" w:name="_Toc164966952"/>
       <w:r>
         <w:rPr>
           <w:rFonts w:cs="Times New Roman"/>
@@ -13873,13 +13450,13 @@
         </w:rPr>
         <w:t xml:space="preserve"> LUẬN</w:t>
       </w:r>
-      <w:bookmarkEnd w:id="146"/>
-      <w:bookmarkEnd w:id="147"/>
-      <w:bookmarkEnd w:id="148"/>
-      <w:bookmarkEnd w:id="149"/>
-      <w:bookmarkEnd w:id="150"/>
-      <w:bookmarkEnd w:id="151"/>
       <w:bookmarkEnd w:id="152"/>
+      <w:bookmarkEnd w:id="153"/>
+      <w:bookmarkEnd w:id="154"/>
+      <w:bookmarkEnd w:id="155"/>
+      <w:bookmarkEnd w:id="156"/>
+      <w:bookmarkEnd w:id="157"/>
+      <w:bookmarkEnd w:id="158"/>
     </w:p>
     <w:p>
       <w:pPr>
@@ -14009,9 +13586,9 @@
         </w:rPr>
         <w:t xml:space="preserve"> </w:t>
       </w:r>
-      <w:bookmarkStart w:id="153" w:name="_Toc164957356"/>
-      <w:bookmarkStart w:id="154" w:name="_Toc164957628"/>
-      <w:bookmarkStart w:id="155" w:name="_Toc164966953"/>
+      <w:bookmarkStart w:id="159" w:name="_Toc164957356"/>
+      <w:bookmarkStart w:id="160" w:name="_Toc164957628"/>
+      <w:bookmarkStart w:id="161" w:name="_Toc164966953"/>
       <w:r>
         <w:rPr>
           <w:rStyle w:val="Heading2Char"/>
@@ -14019,9 +13596,9 @@
         </w:rPr>
         <w:t>KIẾN NGHỊ</w:t>
       </w:r>
-      <w:bookmarkEnd w:id="153"/>
-      <w:bookmarkEnd w:id="154"/>
-      <w:bookmarkEnd w:id="155"/>
+      <w:bookmarkEnd w:id="159"/>
+      <w:bookmarkEnd w:id="160"/>
+      <w:bookmarkEnd w:id="161"/>
     </w:p>
     <w:p>
       <w:pPr>
@@ -14080,7 +13657,7 @@
           <w:lang w:val="en-GB"/>
         </w:rPr>
         <w:sectPr>
-          <w:headerReference w:type="default" r:id="rId16"/>
+          <w:headerReference w:type="default" r:id="rId15"/>
           <w:pgSz w:w="11906" w:h="16838" w:code="9"/>
           <w:pgMar w:top="1701" w:right="1134" w:bottom="1701" w:left="1985" w:header="709" w:footer="709" w:gutter="0"/>
           <w:cols w:space="708"/>
@@ -14177,7 +13754,7 @@
         </w:rPr>
         <w:t xml:space="preserve">Trang web </w:t>
       </w:r>
-      <w:hyperlink r:id="rId17" w:history="1">
+      <w:hyperlink r:id="rId16" w:history="1">
         <w:r>
           <w:rPr>
             <w:rStyle w:val="Hyperlink"/>
@@ -14276,7 +13853,7 @@
           <w:lang w:val="en-GB"/>
         </w:rPr>
         <w:sectPr>
-          <w:headerReference w:type="default" r:id="rId18"/>
+          <w:headerReference w:type="default" r:id="rId17"/>
           <w:pgSz w:w="11906" w:h="16838" w:code="9"/>
           <w:pgMar w:top="1701" w:right="1134" w:bottom="1701" w:left="1985" w:header="709" w:footer="709" w:gutter="0"/>
           <w:cols w:space="708"/>
@@ -14300,20 +13877,20 @@
           <w:numId w:val="0"/>
         </w:numPr>
       </w:pPr>
-      <w:bookmarkStart w:id="156" w:name="_Toc164954916"/>
-      <w:bookmarkStart w:id="157" w:name="_Toc164955402"/>
-      <w:bookmarkStart w:id="158" w:name="_Toc164957135"/>
-      <w:bookmarkStart w:id="159" w:name="_Toc164957629"/>
-      <w:bookmarkStart w:id="160" w:name="_Toc164966954"/>
+      <w:bookmarkStart w:id="162" w:name="_Toc164954916"/>
+      <w:bookmarkStart w:id="163" w:name="_Toc164955402"/>
+      <w:bookmarkStart w:id="164" w:name="_Toc164957135"/>
+      <w:bookmarkStart w:id="165" w:name="_Toc164957629"/>
+      <w:bookmarkStart w:id="166" w:name="_Toc164966954"/>
       <w:r>
         <w:lastRenderedPageBreak/>
         <w:t>PHỤ LỤC (nếu có)</w:t>
       </w:r>
-      <w:bookmarkEnd w:id="156"/>
-      <w:bookmarkEnd w:id="157"/>
-      <w:bookmarkEnd w:id="158"/>
-      <w:bookmarkEnd w:id="159"/>
-      <w:bookmarkEnd w:id="160"/>
+      <w:bookmarkEnd w:id="162"/>
+      <w:bookmarkEnd w:id="163"/>
+      <w:bookmarkEnd w:id="164"/>
+      <w:bookmarkEnd w:id="165"/>
+      <w:bookmarkEnd w:id="166"/>
     </w:p>
     <w:p>
       <w:pPr>
@@ -14389,7 +13966,7 @@
       </w:pPr>
     </w:p>
     <w:sectPr>
-      <w:headerReference w:type="default" r:id="rId19"/>
+      <w:headerReference w:type="default" r:id="rId18"/>
       <w:pgSz w:w="11906" w:h="16838" w:code="9"/>
       <w:pgMar w:top="1701" w:right="1134" w:bottom="1701" w:left="1985" w:header="709" w:footer="709" w:gutter="0"/>
       <w:cols w:space="708"/>
@@ -17615,7 +17192,6 @@
   <w:style w:type="character" w:default="1" w:styleId="DefaultParagraphFont">
     <w:name w:val="Default Paragraph Font"/>
     <w:uiPriority w:val="1"/>
-    <w:semiHidden/>
     <w:unhideWhenUsed/>
   </w:style>
   <w:style w:type="table" w:default="1" w:styleId="TableNormal">
